--- a/assets/downloads/simulation-31/suggested-answers-for-select-activities.docx
+++ b/assets/downloads/simulation-31/suggested-answers-for-select-activities.docx
@@ -7,7 +7,6 @@
         <w:pStyle w:val="Heading1"/>
         <w:spacing w:after="0" w:line="480" w:lineRule="auto"/>
         <w:rPr>
-          <w:del w:id="572" w:author="Anna Seaman" w:date="2026-08-11T17:44:00Z" w16du:dateUtc="2026-08-11T22:44:00Z"/>
           <w:rFonts w:ascii="Times New Roman" w:hAnsi="Times New Roman" w:cs="Times New Roman"/>
           <w:color w:val="000000"/>
           <w:sz w:val="24"/>
@@ -16,10 +15,8 @@
       </w:pPr>
       <w:r>
         <w:rPr>
-          <w:rFonts w:ascii="Aptos" w:hAnsi="Aptos" w:cs="Aptos" w:eastAsia="Aptos"/>
-          <w:color w:val="000000"/>
-          <w:sz w:val="40"/>
-          <w:szCs w:val="40"/>
+          <w:rFonts w:ascii="Aptos" w:eastAsia="Aptos" w:hAnsi="Aptos" w:cs="Aptos"/>
+          <w:color w:val="000000"/>
         </w:rPr>
         <w:t>Suggested Answers for Select Activities</w:t>
       </w:r>
@@ -34,18 +31,26 @@
           <w:szCs w:val="24"/>
         </w:rPr>
       </w:pPr>
-      <w:r>
-        <w:rPr>
-          <w:rFonts w:ascii="Aptos" w:hAnsi="Aptos" w:cs="Aptos" w:eastAsia="Aptos"/>
-          <w:color w:val="000000"/>
-          <w:sz w:val="24"/>
-          <w:szCs w:val="24"/>
-        </w:rPr>
-        <w:t>Presimulation Activity</w:t>
-      </w:r>
-      <w:r>
-        <w:rPr>
-          <w:rFonts w:ascii="Aptos" w:hAnsi="Aptos" w:cs="Aptos" w:eastAsia="Aptos"/>
+      <w:proofErr w:type="spellStart"/>
+      <w:r>
+        <w:rPr>
+          <w:color w:val="000000"/>
+          <w:sz w:val="24"/>
+          <w:szCs w:val="24"/>
+        </w:rPr>
+        <w:t>Presimulation</w:t>
+      </w:r>
+      <w:proofErr w:type="spellEnd"/>
+      <w:r>
+        <w:rPr>
+          <w:color w:val="000000"/>
+          <w:sz w:val="24"/>
+          <w:szCs w:val="24"/>
+        </w:rPr>
+        <w:t xml:space="preserve"> Activity</w:t>
+      </w:r>
+      <w:r>
+        <w:rPr>
           <w:color w:val="000000"/>
           <w:sz w:val="24"/>
           <w:szCs w:val="24"/>
@@ -54,7 +59,6 @@
       </w:r>
       <w:r>
         <w:rPr>
-          <w:rFonts w:ascii="Aptos" w:hAnsi="Aptos" w:cs="Aptos" w:eastAsia="Aptos"/>
           <w:color w:val="000000"/>
           <w:sz w:val="24"/>
           <w:szCs w:val="24"/>
@@ -63,7 +67,6 @@
       </w:r>
       <w:r>
         <w:rPr>
-          <w:rFonts w:ascii="Aptos" w:hAnsi="Aptos" w:cs="Aptos" w:eastAsia="Aptos"/>
           <w:color w:val="000000"/>
           <w:sz w:val="24"/>
           <w:szCs w:val="24"/>
@@ -83,16 +86,32 @@
       </w:pPr>
       <w:r>
         <w:rPr>
-          <w:rFonts w:ascii="Aptos" w:hAnsi="Aptos" w:cs="Aptos" w:eastAsia="Aptos"/>
-          <w:color w:val="000000"/>
-          <w:sz w:val="24"/>
-          <w:szCs w:val="24"/>
-        </w:rPr>
-        <w:t xml:space="preserve">Students should submit documentation of speaking with a local high school athletic director or </w:t>
-      </w:r>
-      <w:r>
-        <w:rPr>
-          <w:rFonts w:ascii="Aptos" w:hAnsi="Aptos" w:cs="Aptos" w:eastAsia="Aptos"/>
+          <w:color w:val="000000"/>
+          <w:sz w:val="24"/>
+          <w:szCs w:val="24"/>
+        </w:rPr>
+        <w:t xml:space="preserve">Students should submit documentation </w:t>
+      </w:r>
+      <w:proofErr w:type="gramStart"/>
+      <w:r>
+        <w:rPr>
+          <w:color w:val="000000"/>
+          <w:sz w:val="24"/>
+          <w:szCs w:val="24"/>
+        </w:rPr>
+        <w:t>of speaking</w:t>
+      </w:r>
+      <w:proofErr w:type="gramEnd"/>
+      <w:r>
+        <w:rPr>
+          <w:color w:val="000000"/>
+          <w:sz w:val="24"/>
+          <w:szCs w:val="24"/>
+        </w:rPr>
+        <w:t xml:space="preserve"> with a local high school athletic director or </w:t>
+      </w:r>
+      <w:r>
+        <w:rPr>
           <w:color w:val="000000"/>
           <w:sz w:val="24"/>
           <w:szCs w:val="24"/>
@@ -101,7 +120,6 @@
       </w:r>
       <w:r>
         <w:rPr>
-          <w:rFonts w:ascii="Aptos" w:hAnsi="Aptos" w:cs="Aptos" w:eastAsia="Aptos"/>
           <w:color w:val="000000"/>
           <w:sz w:val="24"/>
           <w:szCs w:val="24"/>
@@ -122,30 +140,13 @@
           <w:color w:val="000000"/>
           <w:sz w:val="24"/>
           <w:szCs w:val="24"/>
-          <w:rPrChange w:id="574" w:author="Anna Seaman" w:date="2026-08-11T17:44:00Z" w16du:dateUtc="2026-08-11T22:44:00Z">
-            <w:rPr/>
-          </w:rPrChange>
-        </w:rPr>
-        <w:pPrChange w:id="575" w:author="Anna Seaman" w:date="2026-08-11T17:44:00Z" w16du:dateUtc="2026-08-11T22:44:00Z">
-          <w:pPr>
-            <w:pStyle w:val="ListParagraph"/>
-            <w:numPr>
-              <w:numId w:val="2"/>
-            </w:numPr>
-            <w:spacing w:after="0" w:line="480" w:lineRule="auto"/>
-            <w:ind w:left="0"/>
-          </w:pPr>
-        </w:pPrChange>
-      </w:pPr>
-      <w:r>
-        <w:rPr>
-          <w:rFonts w:ascii="Aptos" w:eastAsia="Aptos" w:hAnsi="Aptos" w:cs="Aptos"/>
-          <w:color w:val="000000"/>
-          <w:sz w:val="24"/>
-          <w:szCs w:val="24"/>
-          <w:rPrChange w:id="576" w:author="Anna Seaman" w:date="2026-08-11T17:44:00Z" w16du:dateUtc="2026-08-11T22:44:00Z">
-            <w:rPr/>
-          </w:rPrChange>
+        </w:rPr>
+      </w:pPr>
+      <w:r>
+        <w:rPr>
+          <w:color w:val="000000"/>
+          <w:sz w:val="24"/>
+          <w:szCs w:val="24"/>
         </w:rPr>
         <w:t>Topics and policies covered at the athlete orientation/parent meeting</w:t>
       </w:r>
@@ -163,54 +164,29 @@
           <w:color w:val="000000"/>
           <w:sz w:val="24"/>
           <w:szCs w:val="24"/>
-          <w:rPrChange w:id="577" w:author="Anna Seaman" w:date="2026-08-11T17:44:00Z" w16du:dateUtc="2026-08-11T22:44:00Z">
-            <w:rPr/>
-          </w:rPrChange>
-        </w:rPr>
-        <w:pPrChange w:id="578" w:author="Anna Seaman" w:date="2026-08-11T17:44:00Z" w16du:dateUtc="2026-08-11T22:44:00Z">
-          <w:pPr>
-            <w:pStyle w:val="ListParagraph"/>
-            <w:numPr>
-              <w:numId w:val="2"/>
-            </w:numPr>
-            <w:spacing w:after="0" w:line="480" w:lineRule="auto"/>
-            <w:ind w:left="0"/>
-          </w:pPr>
-        </w:pPrChange>
-      </w:pPr>
-      <w:r>
-        <w:rPr>
-          <w:rFonts w:ascii="Aptos" w:eastAsia="Aptos" w:hAnsi="Aptos" w:cs="Aptos"/>
-          <w:color w:val="000000"/>
-          <w:sz w:val="24"/>
-          <w:szCs w:val="24"/>
-          <w:rPrChange w:id="579" w:author="Anna Seaman" w:date="2026-08-11T17:44:00Z" w16du:dateUtc="2026-08-11T22:44:00Z">
-            <w:rPr/>
-          </w:rPrChange>
+        </w:rPr>
+      </w:pPr>
+      <w:r>
+        <w:rPr>
+          <w:color w:val="000000"/>
+          <w:sz w:val="24"/>
+          <w:szCs w:val="24"/>
         </w:rPr>
         <w:t>Individuals</w:t>
       </w:r>
       <w:r>
         <w:rPr>
-          <w:rFonts w:ascii="Aptos" w:eastAsia="Aptos" w:hAnsi="Aptos" w:cs="Aptos"/>
-          <w:color w:val="000000"/>
-          <w:sz w:val="24"/>
-          <w:szCs w:val="24"/>
-          <w:rPrChange w:id="580" w:author="Anna Seaman" w:date="2026-08-11T17:44:00Z" w16du:dateUtc="2026-08-11T22:44:00Z">
-            <w:rPr/>
-          </w:rPrChange>
+          <w:color w:val="000000"/>
+          <w:sz w:val="24"/>
+          <w:szCs w:val="24"/>
         </w:rPr>
         <w:t xml:space="preserve"> or </w:t>
       </w:r>
       <w:r>
         <w:rPr>
-          <w:rFonts w:ascii="Aptos" w:eastAsia="Aptos" w:hAnsi="Aptos" w:cs="Aptos"/>
-          <w:color w:val="000000"/>
-          <w:sz w:val="24"/>
-          <w:szCs w:val="24"/>
-          <w:rPrChange w:id="581" w:author="Anna Seaman" w:date="2026-08-11T17:44:00Z" w16du:dateUtc="2026-08-11T22:44:00Z">
-            <w:rPr/>
-          </w:rPrChange>
+          <w:color w:val="000000"/>
+          <w:sz w:val="24"/>
+          <w:szCs w:val="24"/>
         </w:rPr>
         <w:t>officials present at the meeting</w:t>
       </w:r>
@@ -228,54 +204,29 @@
           <w:color w:val="000000"/>
           <w:sz w:val="24"/>
           <w:szCs w:val="24"/>
-          <w:rPrChange w:id="582" w:author="Anna Seaman" w:date="2026-08-11T17:44:00Z" w16du:dateUtc="2026-08-11T22:44:00Z">
-            <w:rPr/>
-          </w:rPrChange>
-        </w:rPr>
-        <w:pPrChange w:id="583" w:author="Anna Seaman" w:date="2026-08-11T17:44:00Z" w16du:dateUtc="2026-08-11T22:44:00Z">
-          <w:pPr>
-            <w:pStyle w:val="ListParagraph"/>
-            <w:numPr>
-              <w:numId w:val="2"/>
-            </w:numPr>
-            <w:spacing w:after="0" w:line="480" w:lineRule="auto"/>
-            <w:ind w:left="0"/>
-          </w:pPr>
-        </w:pPrChange>
-      </w:pPr>
-      <w:r>
-        <w:rPr>
-          <w:rFonts w:ascii="Aptos" w:eastAsia="Aptos" w:hAnsi="Aptos" w:cs="Aptos"/>
-          <w:color w:val="000000"/>
-          <w:sz w:val="24"/>
-          <w:szCs w:val="24"/>
-          <w:rPrChange w:id="584" w:author="Anna Seaman" w:date="2026-08-11T17:44:00Z" w16du:dateUtc="2026-08-11T22:44:00Z">
-            <w:rPr/>
-          </w:rPrChange>
+        </w:rPr>
+      </w:pPr>
+      <w:r>
+        <w:rPr>
+          <w:color w:val="000000"/>
+          <w:sz w:val="24"/>
+          <w:szCs w:val="24"/>
         </w:rPr>
         <w:t xml:space="preserve">If </w:t>
       </w:r>
       <w:r>
         <w:rPr>
-          <w:rFonts w:ascii="Aptos" w:eastAsia="Aptos" w:hAnsi="Aptos" w:cs="Aptos"/>
-          <w:color w:val="000000"/>
-          <w:sz w:val="24"/>
-          <w:szCs w:val="24"/>
-          <w:rPrChange w:id="585" w:author="Anna Seaman" w:date="2026-08-11T17:44:00Z" w16du:dateUtc="2026-08-11T22:44:00Z">
-            <w:rPr/>
-          </w:rPrChange>
+          <w:color w:val="000000"/>
+          <w:sz w:val="24"/>
+          <w:szCs w:val="24"/>
         </w:rPr>
         <w:t>AT</w:t>
       </w:r>
       <w:r>
         <w:rPr>
-          <w:rFonts w:ascii="Aptos" w:eastAsia="Aptos" w:hAnsi="Aptos" w:cs="Aptos"/>
-          <w:color w:val="000000"/>
-          <w:sz w:val="24"/>
-          <w:szCs w:val="24"/>
-          <w:rPrChange w:id="586" w:author="Anna Seaman" w:date="2026-08-11T17:44:00Z" w16du:dateUtc="2026-08-11T22:44:00Z">
-            <w:rPr/>
-          </w:rPrChange>
+          <w:color w:val="000000"/>
+          <w:sz w:val="24"/>
+          <w:szCs w:val="24"/>
         </w:rPr>
         <w:t>s are present, what information do they present?</w:t>
       </w:r>
@@ -293,30 +244,13 @@
           <w:color w:val="000000"/>
           <w:sz w:val="24"/>
           <w:szCs w:val="24"/>
-          <w:rPrChange w:id="587" w:author="Anna Seaman" w:date="2026-08-11T17:44:00Z" w16du:dateUtc="2026-08-11T22:44:00Z">
-            <w:rPr/>
-          </w:rPrChange>
-        </w:rPr>
-        <w:pPrChange w:id="588" w:author="Anna Seaman" w:date="2026-08-11T17:44:00Z" w16du:dateUtc="2026-08-11T22:44:00Z">
-          <w:pPr>
-            <w:pStyle w:val="ListParagraph"/>
-            <w:numPr>
-              <w:numId w:val="2"/>
-            </w:numPr>
-            <w:spacing w:after="0" w:line="480" w:lineRule="auto"/>
-            <w:ind w:left="0"/>
-          </w:pPr>
-        </w:pPrChange>
-      </w:pPr>
-      <w:r>
-        <w:rPr>
-          <w:rFonts w:ascii="Aptos" w:eastAsia="Aptos" w:hAnsi="Aptos" w:cs="Aptos"/>
-          <w:color w:val="000000"/>
-          <w:sz w:val="24"/>
-          <w:szCs w:val="24"/>
-          <w:rPrChange w:id="589" w:author="Anna Seaman" w:date="2026-08-11T17:44:00Z" w16du:dateUtc="2026-08-11T22:44:00Z">
-            <w:rPr/>
-          </w:rPrChange>
+        </w:rPr>
+      </w:pPr>
+      <w:r>
+        <w:rPr>
+          <w:color w:val="000000"/>
+          <w:sz w:val="24"/>
+          <w:szCs w:val="24"/>
         </w:rPr>
         <w:t>Is there a time for questions from parents?</w:t>
       </w:r>
@@ -334,54 +268,29 @@
           <w:color w:val="000000"/>
           <w:sz w:val="24"/>
           <w:szCs w:val="24"/>
-          <w:rPrChange w:id="590" w:author="Anna Seaman" w:date="2026-08-11T17:44:00Z" w16du:dateUtc="2026-08-11T22:44:00Z">
-            <w:rPr/>
-          </w:rPrChange>
-        </w:rPr>
-        <w:pPrChange w:id="591" w:author="Anna Seaman" w:date="2026-08-11T17:44:00Z" w16du:dateUtc="2026-08-11T22:44:00Z">
-          <w:pPr>
-            <w:pStyle w:val="ListParagraph"/>
-            <w:numPr>
-              <w:numId w:val="2"/>
-            </w:numPr>
-            <w:spacing w:after="0" w:line="480" w:lineRule="auto"/>
-            <w:ind w:left="0"/>
-          </w:pPr>
-        </w:pPrChange>
-      </w:pPr>
-      <w:r>
-        <w:rPr>
-          <w:rFonts w:ascii="Aptos" w:eastAsia="Aptos" w:hAnsi="Aptos" w:cs="Aptos"/>
-          <w:color w:val="000000"/>
-          <w:sz w:val="24"/>
-          <w:szCs w:val="24"/>
-          <w:rPrChange w:id="592" w:author="Anna Seaman" w:date="2026-08-11T17:44:00Z" w16du:dateUtc="2026-08-11T22:44:00Z">
-            <w:rPr/>
-          </w:rPrChange>
+        </w:rPr>
+      </w:pPr>
+      <w:r>
+        <w:rPr>
+          <w:color w:val="000000"/>
+          <w:sz w:val="24"/>
+          <w:szCs w:val="24"/>
         </w:rPr>
         <w:t xml:space="preserve">What is the general </w:t>
       </w:r>
       <w:r>
         <w:rPr>
-          <w:rFonts w:ascii="Aptos" w:eastAsia="Aptos" w:hAnsi="Aptos" w:cs="Aptos"/>
-          <w:color w:val="000000"/>
-          <w:sz w:val="24"/>
-          <w:szCs w:val="24"/>
-          <w:rPrChange w:id="593" w:author="Anna Seaman" w:date="2026-08-11T17:44:00Z" w16du:dateUtc="2026-08-11T22:44:00Z">
-            <w:rPr/>
-          </w:rPrChange>
+          <w:color w:val="000000"/>
+          <w:sz w:val="24"/>
+          <w:szCs w:val="24"/>
         </w:rPr>
         <w:t>duration</w:t>
       </w:r>
       <w:r>
         <w:rPr>
-          <w:rFonts w:ascii="Aptos" w:eastAsia="Aptos" w:hAnsi="Aptos" w:cs="Aptos"/>
-          <w:color w:val="000000"/>
-          <w:sz w:val="24"/>
-          <w:szCs w:val="24"/>
-          <w:rPrChange w:id="594" w:author="Anna Seaman" w:date="2026-08-11T17:44:00Z" w16du:dateUtc="2026-08-11T22:44:00Z">
-            <w:rPr/>
-          </w:rPrChange>
+          <w:color w:val="000000"/>
+          <w:sz w:val="24"/>
+          <w:szCs w:val="24"/>
         </w:rPr>
         <w:t xml:space="preserve"> for these meetings?</w:t>
       </w:r>
@@ -399,30 +308,13 @@
           <w:color w:val="000000"/>
           <w:sz w:val="24"/>
           <w:szCs w:val="24"/>
-          <w:rPrChange w:id="595" w:author="Anna Seaman" w:date="2026-08-11T17:44:00Z" w16du:dateUtc="2026-08-11T22:44:00Z">
-            <w:rPr/>
-          </w:rPrChange>
-        </w:rPr>
-        <w:pPrChange w:id="596" w:author="Anna Seaman" w:date="2026-08-11T17:44:00Z" w16du:dateUtc="2026-08-11T22:44:00Z">
-          <w:pPr>
-            <w:pStyle w:val="ListParagraph"/>
-            <w:numPr>
-              <w:numId w:val="2"/>
-            </w:numPr>
-            <w:spacing w:after="0" w:line="480" w:lineRule="auto"/>
-            <w:ind w:left="0"/>
-          </w:pPr>
-        </w:pPrChange>
-      </w:pPr>
-      <w:r>
-        <w:rPr>
-          <w:rFonts w:ascii="Aptos" w:eastAsia="Aptos" w:hAnsi="Aptos" w:cs="Aptos"/>
-          <w:color w:val="000000"/>
-          <w:sz w:val="24"/>
-          <w:szCs w:val="24"/>
-          <w:rPrChange w:id="597" w:author="Anna Seaman" w:date="2026-08-11T17:44:00Z" w16du:dateUtc="2026-08-11T22:44:00Z">
-            <w:rPr/>
-          </w:rPrChange>
+        </w:rPr>
+      </w:pPr>
+      <w:r>
+        <w:rPr>
+          <w:color w:val="000000"/>
+          <w:sz w:val="24"/>
+          <w:szCs w:val="24"/>
         </w:rPr>
         <w:t>How long before the season begins do these meetings occur?</w:t>
       </w:r>
@@ -437,18 +329,26 @@
           <w:szCs w:val="24"/>
         </w:rPr>
       </w:pPr>
-      <w:r>
-        <w:rPr>
-          <w:rFonts w:ascii="Aptos" w:hAnsi="Aptos" w:cs="Aptos" w:eastAsia="Aptos"/>
-          <w:color w:val="000000"/>
-          <w:sz w:val="24"/>
-          <w:szCs w:val="24"/>
-        </w:rPr>
-        <w:t>Presimulation Activity</w:t>
-      </w:r>
-      <w:r>
-        <w:rPr>
-          <w:rFonts w:ascii="Aptos" w:hAnsi="Aptos" w:cs="Aptos" w:eastAsia="Aptos"/>
+      <w:proofErr w:type="spellStart"/>
+      <w:r>
+        <w:rPr>
+          <w:color w:val="000000"/>
+          <w:sz w:val="24"/>
+          <w:szCs w:val="24"/>
+        </w:rPr>
+        <w:t>Presimulation</w:t>
+      </w:r>
+      <w:proofErr w:type="spellEnd"/>
+      <w:r>
+        <w:rPr>
+          <w:color w:val="000000"/>
+          <w:sz w:val="24"/>
+          <w:szCs w:val="24"/>
+        </w:rPr>
+        <w:t xml:space="preserve"> Activity</w:t>
+      </w:r>
+      <w:r>
+        <w:rPr>
           <w:color w:val="000000"/>
           <w:sz w:val="24"/>
           <w:szCs w:val="24"/>
@@ -457,7 +357,6 @@
       </w:r>
       <w:r>
         <w:rPr>
-          <w:rFonts w:ascii="Aptos" w:hAnsi="Aptos" w:cs="Aptos" w:eastAsia="Aptos"/>
           <w:color w:val="000000"/>
           <w:sz w:val="24"/>
           <w:szCs w:val="24"/>
@@ -466,7 +365,6 @@
       </w:r>
       <w:r>
         <w:rPr>
-          <w:rFonts w:ascii="Aptos" w:hAnsi="Aptos" w:cs="Aptos" w:eastAsia="Aptos"/>
           <w:color w:val="000000"/>
           <w:sz w:val="24"/>
           <w:szCs w:val="24"/>
@@ -475,7 +373,6 @@
       </w:r>
       <w:r>
         <w:rPr>
-          <w:rFonts w:ascii="Aptos" w:hAnsi="Aptos" w:cs="Aptos" w:eastAsia="Aptos"/>
           <w:color w:val="000000"/>
           <w:sz w:val="24"/>
           <w:szCs w:val="24"/>
@@ -495,7 +392,6 @@
       </w:pPr>
       <w:r>
         <w:rPr>
-          <w:rFonts w:ascii="Aptos" w:hAnsi="Aptos" w:cs="Aptos" w:eastAsia="Aptos"/>
           <w:color w:val="000000"/>
           <w:sz w:val="24"/>
           <w:szCs w:val="24"/>
@@ -504,7 +400,6 @@
       </w:r>
       <w:r>
         <w:rPr>
-          <w:rFonts w:ascii="Aptos" w:hAnsi="Aptos" w:cs="Aptos" w:eastAsia="Aptos"/>
           <w:color w:val="000000"/>
           <w:sz w:val="24"/>
           <w:szCs w:val="24"/>
@@ -513,7 +408,6 @@
       </w:r>
       <w:r>
         <w:rPr>
-          <w:rFonts w:ascii="Aptos" w:hAnsi="Aptos" w:cs="Aptos" w:eastAsia="Aptos"/>
           <w:color w:val="000000"/>
           <w:sz w:val="24"/>
           <w:szCs w:val="24"/>
@@ -522,7 +416,6 @@
       </w:r>
       <w:r>
         <w:rPr>
-          <w:rFonts w:ascii="Aptos" w:hAnsi="Aptos" w:cs="Aptos" w:eastAsia="Aptos"/>
           <w:color w:val="000000"/>
           <w:sz w:val="24"/>
           <w:szCs w:val="24"/>
@@ -531,7 +424,6 @@
       </w:r>
       <w:r>
         <w:rPr>
-          <w:rFonts w:ascii="Aptos" w:hAnsi="Aptos" w:cs="Aptos" w:eastAsia="Aptos"/>
           <w:color w:val="000000"/>
           <w:sz w:val="24"/>
           <w:szCs w:val="24"/>
@@ -540,7 +432,6 @@
       </w:r>
       <w:r>
         <w:rPr>
-          <w:rFonts w:ascii="Aptos" w:hAnsi="Aptos" w:cs="Aptos" w:eastAsia="Aptos"/>
           <w:color w:val="000000"/>
           <w:sz w:val="24"/>
           <w:szCs w:val="24"/>
@@ -549,7 +440,6 @@
       </w:r>
       <w:r>
         <w:rPr>
-          <w:rFonts w:ascii="Aptos" w:hAnsi="Aptos" w:cs="Aptos" w:eastAsia="Aptos"/>
           <w:color w:val="000000"/>
           <w:sz w:val="24"/>
           <w:szCs w:val="24"/>
@@ -571,20 +461,9 @@
           <w:sz w:val="24"/>
           <w:szCs w:val="24"/>
         </w:rPr>
-        <w:pPrChange w:id="600" w:author="Anna Seaman" w:date="2026-08-11T17:44:00Z" w16du:dateUtc="2026-08-11T22:44:00Z">
-          <w:pPr>
-            <w:pStyle w:val="ListParagraph"/>
-            <w:numPr>
-              <w:numId w:val="1"/>
-            </w:numPr>
-            <w:spacing w:after="0" w:line="480" w:lineRule="auto"/>
-            <w:ind w:left="0"/>
-          </w:pPr>
-        </w:pPrChange>
-      </w:pPr>
-      <w:r>
-        <w:rPr>
-          <w:rFonts w:ascii="Aptos" w:eastAsia="Aptos" w:hAnsi="Aptos" w:cs="Aptos"/>
+      </w:pPr>
+      <w:r>
+        <w:rPr>
           <w:color w:val="000000"/>
           <w:sz w:val="24"/>
           <w:szCs w:val="24"/>
@@ -606,25 +485,13 @@
           <w:sz w:val="24"/>
           <w:szCs w:val="24"/>
         </w:rPr>
-        <w:pPrChange w:id="601" w:author="Anna Seaman" w:date="2026-08-11T17:44:00Z" w16du:dateUtc="2026-08-11T22:44:00Z">
-          <w:pPr>
-            <w:pStyle w:val="ListParagraph"/>
-            <w:numPr>
-              <w:numId w:val="1"/>
-            </w:numPr>
-            <w:spacing w:after="0" w:line="480" w:lineRule="auto"/>
-            <w:ind w:left="0"/>
-          </w:pPr>
-        </w:pPrChange>
-      </w:pPr>
-      <w:r>
-        <w:rPr>
-          <w:rFonts w:ascii="Aptos" w:eastAsia="Aptos" w:hAnsi="Aptos" w:cs="Aptos"/>
-          <w:color w:val="000000"/>
-          <w:sz w:val="24"/>
-          <w:szCs w:val="24"/>
-        </w:rPr>
-        <w:lastRenderedPageBreak/>
+      </w:pPr>
+      <w:r>
+        <w:rPr>
+          <w:color w:val="000000"/>
+          <w:sz w:val="24"/>
+          <w:szCs w:val="24"/>
+        </w:rPr>
         <w:t>Same sport specialization concerns</w:t>
       </w:r>
     </w:p>
@@ -642,20 +509,9 @@
           <w:sz w:val="24"/>
           <w:szCs w:val="24"/>
         </w:rPr>
-        <w:pPrChange w:id="602" w:author="Anna Seaman" w:date="2026-08-11T17:44:00Z" w16du:dateUtc="2026-08-11T22:44:00Z">
-          <w:pPr>
-            <w:pStyle w:val="ListParagraph"/>
-            <w:numPr>
-              <w:numId w:val="1"/>
-            </w:numPr>
-            <w:spacing w:after="0" w:line="480" w:lineRule="auto"/>
-            <w:ind w:left="0"/>
-          </w:pPr>
-        </w:pPrChange>
-      </w:pPr>
-      <w:r>
-        <w:rPr>
-          <w:rFonts w:ascii="Aptos" w:eastAsia="Aptos" w:hAnsi="Aptos" w:cs="Aptos"/>
+      </w:pPr>
+      <w:r>
+        <w:rPr>
           <w:color w:val="000000"/>
           <w:sz w:val="24"/>
           <w:szCs w:val="24"/>
@@ -677,20 +533,9 @@
           <w:sz w:val="24"/>
           <w:szCs w:val="24"/>
         </w:rPr>
-        <w:pPrChange w:id="603" w:author="Anna Seaman" w:date="2026-08-11T17:44:00Z" w16du:dateUtc="2026-08-11T22:44:00Z">
-          <w:pPr>
-            <w:pStyle w:val="ListParagraph"/>
-            <w:numPr>
-              <w:numId w:val="1"/>
-            </w:numPr>
-            <w:spacing w:after="0" w:line="480" w:lineRule="auto"/>
-            <w:ind w:left="0"/>
-          </w:pPr>
-        </w:pPrChange>
-      </w:pPr>
-      <w:r>
-        <w:rPr>
-          <w:rFonts w:ascii="Aptos" w:eastAsia="Aptos" w:hAnsi="Aptos" w:cs="Aptos"/>
+      </w:pPr>
+      <w:r>
+        <w:rPr>
           <w:color w:val="000000"/>
           <w:sz w:val="24"/>
           <w:szCs w:val="24"/>
@@ -712,20 +557,9 @@
           <w:sz w:val="24"/>
           <w:szCs w:val="24"/>
         </w:rPr>
-        <w:pPrChange w:id="604" w:author="Anna Seaman" w:date="2026-08-11T17:44:00Z" w16du:dateUtc="2026-08-11T22:44:00Z">
-          <w:pPr>
-            <w:pStyle w:val="ListParagraph"/>
-            <w:numPr>
-              <w:numId w:val="1"/>
-            </w:numPr>
-            <w:spacing w:after="0" w:line="480" w:lineRule="auto"/>
-            <w:ind w:left="0"/>
-          </w:pPr>
-        </w:pPrChange>
-      </w:pPr>
-      <w:r>
-        <w:rPr>
-          <w:rFonts w:ascii="Aptos" w:eastAsia="Aptos" w:hAnsi="Aptos" w:cs="Aptos"/>
+      </w:pPr>
+      <w:r>
+        <w:rPr>
           <w:color w:val="000000"/>
           <w:sz w:val="24"/>
           <w:szCs w:val="24"/>
@@ -747,20 +581,9 @@
           <w:sz w:val="24"/>
           <w:szCs w:val="24"/>
         </w:rPr>
-        <w:pPrChange w:id="605" w:author="Anna Seaman" w:date="2026-08-11T17:44:00Z" w16du:dateUtc="2026-08-11T22:44:00Z">
-          <w:pPr>
-            <w:pStyle w:val="ListParagraph"/>
-            <w:numPr>
-              <w:numId w:val="1"/>
-            </w:numPr>
-            <w:spacing w:after="0" w:line="480" w:lineRule="auto"/>
-            <w:ind w:left="0"/>
-          </w:pPr>
-        </w:pPrChange>
-      </w:pPr>
-      <w:r>
-        <w:rPr>
-          <w:rFonts w:ascii="Aptos" w:eastAsia="Aptos" w:hAnsi="Aptos" w:cs="Aptos"/>
+      </w:pPr>
+      <w:r>
+        <w:rPr>
           <w:color w:val="000000"/>
           <w:sz w:val="24"/>
           <w:szCs w:val="24"/>
@@ -782,20 +605,9 @@
           <w:sz w:val="24"/>
           <w:szCs w:val="24"/>
         </w:rPr>
-        <w:pPrChange w:id="606" w:author="Anna Seaman" w:date="2026-08-11T17:44:00Z" w16du:dateUtc="2026-08-11T22:44:00Z">
-          <w:pPr>
-            <w:pStyle w:val="ListParagraph"/>
-            <w:numPr>
-              <w:numId w:val="1"/>
-            </w:numPr>
-            <w:spacing w:after="0" w:line="480" w:lineRule="auto"/>
-            <w:ind w:left="0"/>
-          </w:pPr>
-        </w:pPrChange>
-      </w:pPr>
-      <w:r>
-        <w:rPr>
-          <w:rFonts w:ascii="Aptos" w:eastAsia="Aptos" w:hAnsi="Aptos" w:cs="Aptos"/>
+      </w:pPr>
+      <w:r>
+        <w:rPr>
           <w:color w:val="000000"/>
           <w:sz w:val="24"/>
           <w:szCs w:val="24"/>
@@ -817,24 +629,14 @@
           <w:sz w:val="24"/>
           <w:szCs w:val="24"/>
         </w:rPr>
-        <w:pPrChange w:id="607" w:author="Anna Seaman" w:date="2026-08-11T17:44:00Z" w16du:dateUtc="2026-08-11T22:44:00Z">
-          <w:pPr>
-            <w:pStyle w:val="ListParagraph"/>
-            <w:numPr>
-              <w:numId w:val="1"/>
-            </w:numPr>
-            <w:spacing w:after="0" w:line="480" w:lineRule="auto"/>
-            <w:ind w:left="0"/>
-          </w:pPr>
-        </w:pPrChange>
-      </w:pPr>
-      <w:r>
-        <w:rPr>
-          <w:rFonts w:ascii="Aptos" w:eastAsia="Aptos" w:hAnsi="Aptos" w:cs="Aptos"/>
-          <w:color w:val="000000"/>
-          <w:sz w:val="24"/>
-          <w:szCs w:val="24"/>
-        </w:rPr>
+      </w:pPr>
+      <w:r>
+        <w:rPr>
+          <w:color w:val="000000"/>
+          <w:sz w:val="24"/>
+          <w:szCs w:val="24"/>
+        </w:rPr>
+        <w:lastRenderedPageBreak/>
         <w:t>Heat illness</w:t>
       </w:r>
     </w:p>
@@ -852,20 +654,9 @@
           <w:sz w:val="24"/>
           <w:szCs w:val="24"/>
         </w:rPr>
-        <w:pPrChange w:id="608" w:author="Anna Seaman" w:date="2026-08-11T17:44:00Z" w16du:dateUtc="2026-08-11T22:44:00Z">
-          <w:pPr>
-            <w:pStyle w:val="ListParagraph"/>
-            <w:numPr>
-              <w:numId w:val="1"/>
-            </w:numPr>
-            <w:spacing w:after="0" w:line="480" w:lineRule="auto"/>
-            <w:ind w:left="0"/>
-          </w:pPr>
-        </w:pPrChange>
-      </w:pPr>
-      <w:r>
-        <w:rPr>
-          <w:rFonts w:ascii="Aptos" w:eastAsia="Aptos" w:hAnsi="Aptos" w:cs="Aptos"/>
+      </w:pPr>
+      <w:r>
+        <w:rPr>
           <w:color w:val="000000"/>
           <w:sz w:val="24"/>
           <w:szCs w:val="24"/>
@@ -874,7 +665,6 @@
       </w:r>
       <w:r>
         <w:rPr>
-          <w:rFonts w:ascii="Aptos" w:eastAsia="Aptos" w:hAnsi="Aptos" w:cs="Aptos"/>
           <w:color w:val="000000"/>
           <w:sz w:val="24"/>
           <w:szCs w:val="24"/>
@@ -883,7 +673,6 @@
       </w:r>
       <w:r>
         <w:rPr>
-          <w:rFonts w:ascii="Aptos" w:eastAsia="Aptos" w:hAnsi="Aptos" w:cs="Aptos"/>
           <w:color w:val="000000"/>
           <w:sz w:val="24"/>
           <w:szCs w:val="24"/>
@@ -905,20 +694,9 @@
           <w:sz w:val="24"/>
           <w:szCs w:val="24"/>
         </w:rPr>
-        <w:pPrChange w:id="609" w:author="Anna Seaman" w:date="2026-08-11T17:44:00Z" w16du:dateUtc="2026-08-11T22:44:00Z">
-          <w:pPr>
-            <w:pStyle w:val="ListParagraph"/>
-            <w:numPr>
-              <w:numId w:val="1"/>
-            </w:numPr>
-            <w:spacing w:after="0" w:line="480" w:lineRule="auto"/>
-            <w:ind w:left="0"/>
-          </w:pPr>
-        </w:pPrChange>
-      </w:pPr>
-      <w:r>
-        <w:rPr>
-          <w:rFonts w:ascii="Aptos" w:eastAsia="Aptos" w:hAnsi="Aptos" w:cs="Aptos"/>
+      </w:pPr>
+      <w:r>
+        <w:rPr>
           <w:color w:val="000000"/>
           <w:sz w:val="24"/>
           <w:szCs w:val="24"/>
@@ -927,7 +705,6 @@
       </w:r>
       <w:r>
         <w:rPr>
-          <w:rFonts w:ascii="Aptos" w:eastAsia="Aptos" w:hAnsi="Aptos" w:cs="Aptos"/>
           <w:color w:val="000000"/>
           <w:sz w:val="24"/>
           <w:szCs w:val="24"/>
@@ -936,7 +713,6 @@
       </w:r>
       <w:r>
         <w:rPr>
-          <w:rFonts w:ascii="Aptos" w:eastAsia="Aptos" w:hAnsi="Aptos" w:cs="Aptos"/>
           <w:color w:val="000000"/>
           <w:sz w:val="24"/>
           <w:szCs w:val="24"/>
@@ -945,7 +721,6 @@
       </w:r>
       <w:r>
         <w:rPr>
-          <w:rFonts w:ascii="Aptos" w:eastAsia="Aptos" w:hAnsi="Aptos" w:cs="Aptos"/>
           <w:color w:val="000000"/>
           <w:sz w:val="24"/>
           <w:szCs w:val="24"/>
@@ -954,7 +729,6 @@
       </w:r>
       <w:r>
         <w:rPr>
-          <w:rFonts w:ascii="Aptos" w:eastAsia="Aptos" w:hAnsi="Aptos" w:cs="Aptos"/>
           <w:color w:val="000000"/>
           <w:sz w:val="24"/>
           <w:szCs w:val="24"/>
@@ -976,20 +750,9 @@
           <w:sz w:val="24"/>
           <w:szCs w:val="24"/>
         </w:rPr>
-        <w:pPrChange w:id="610" w:author="Anna Seaman" w:date="2026-08-11T17:44:00Z" w16du:dateUtc="2026-08-11T22:44:00Z">
-          <w:pPr>
-            <w:pStyle w:val="ListParagraph"/>
-            <w:numPr>
-              <w:numId w:val="1"/>
-            </w:numPr>
-            <w:spacing w:after="0" w:line="480" w:lineRule="auto"/>
-            <w:ind w:left="0"/>
-          </w:pPr>
-        </w:pPrChange>
-      </w:pPr>
-      <w:r>
-        <w:rPr>
-          <w:rFonts w:ascii="Aptos" w:eastAsia="Aptos" w:hAnsi="Aptos" w:cs="Aptos"/>
+      </w:pPr>
+      <w:r>
+        <w:rPr>
           <w:color w:val="000000"/>
           <w:sz w:val="24"/>
           <w:szCs w:val="24"/>
@@ -1007,18 +770,26 @@
           <w:szCs w:val="24"/>
         </w:rPr>
       </w:pPr>
-      <w:r>
-        <w:rPr>
-          <w:rFonts w:ascii="Aptos" w:hAnsi="Aptos" w:cs="Aptos" w:eastAsia="Aptos"/>
-          <w:color w:val="000000"/>
-          <w:sz w:val="24"/>
-          <w:szCs w:val="24"/>
-        </w:rPr>
-        <w:t>Presimulation Activity</w:t>
-      </w:r>
-      <w:r>
-        <w:rPr>
-          <w:rFonts w:ascii="Aptos" w:hAnsi="Aptos" w:cs="Aptos" w:eastAsia="Aptos"/>
+      <w:proofErr w:type="spellStart"/>
+      <w:r>
+        <w:rPr>
+          <w:color w:val="000000"/>
+          <w:sz w:val="24"/>
+          <w:szCs w:val="24"/>
+        </w:rPr>
+        <w:t>Presimulation</w:t>
+      </w:r>
+      <w:proofErr w:type="spellEnd"/>
+      <w:r>
+        <w:rPr>
+          <w:color w:val="000000"/>
+          <w:sz w:val="24"/>
+          <w:szCs w:val="24"/>
+        </w:rPr>
+        <w:t xml:space="preserve"> Activity</w:t>
+      </w:r>
+      <w:r>
+        <w:rPr>
           <w:color w:val="000000"/>
           <w:sz w:val="24"/>
           <w:szCs w:val="24"/>
@@ -1027,7 +798,6 @@
       </w:r>
       <w:r>
         <w:rPr>
-          <w:rFonts w:ascii="Aptos" w:hAnsi="Aptos" w:cs="Aptos" w:eastAsia="Aptos"/>
           <w:color w:val="000000"/>
           <w:sz w:val="24"/>
           <w:szCs w:val="24"/>
@@ -1036,7 +806,6 @@
       </w:r>
       <w:r>
         <w:rPr>
-          <w:rFonts w:ascii="Aptos" w:hAnsi="Aptos" w:cs="Aptos" w:eastAsia="Aptos"/>
           <w:color w:val="000000"/>
           <w:sz w:val="24"/>
           <w:szCs w:val="24"/>
@@ -1045,7 +814,6 @@
       </w:r>
       <w:r>
         <w:rPr>
-          <w:rFonts w:ascii="Aptos" w:hAnsi="Aptos" w:cs="Aptos" w:eastAsia="Aptos"/>
           <w:color w:val="000000"/>
           <w:sz w:val="24"/>
           <w:szCs w:val="24"/>
@@ -1065,7 +833,6 @@
       </w:pPr>
       <w:r>
         <w:rPr>
-          <w:rFonts w:ascii="Aptos" w:hAnsi="Aptos" w:cs="Aptos" w:eastAsia="Aptos"/>
           <w:color w:val="000000"/>
           <w:sz w:val="24"/>
           <w:szCs w:val="24"/>
@@ -1074,7 +841,6 @@
       </w:r>
       <w:r>
         <w:rPr>
-          <w:rFonts w:ascii="Aptos" w:hAnsi="Aptos" w:cs="Aptos" w:eastAsia="Aptos"/>
           <w:color w:val="000000"/>
           <w:sz w:val="24"/>
           <w:szCs w:val="24"/>
@@ -1083,7 +849,6 @@
       </w:r>
       <w:r>
         <w:rPr>
-          <w:rFonts w:ascii="Aptos" w:hAnsi="Aptos" w:cs="Aptos" w:eastAsia="Aptos"/>
           <w:color w:val="000000"/>
           <w:sz w:val="24"/>
           <w:szCs w:val="24"/>
@@ -1092,7 +857,7 @@
       </w:r>
     </w:p>
     <w:sectPr>
-      <w:footerReference w:type="default" r:id="rId14"/>
+      <w:footerReference w:type="default" r:id="rId8"/>
       <w:pgSz w:w="12240" w:h="15840"/>
       <w:pgMar w:top="1440" w:right="1440" w:bottom="1440" w:left="1440" w:header="706" w:footer="706" w:gutter="0"/>
       <w:cols w:space="720"/>
@@ -1102,42 +867,6 @@
 </w:document>
 </file>
 
-<file path=word/comments.xml><?xml version="1.0" encoding="utf-8"?>
-<w:comments xmlns:wpc="http://schemas.microsoft.com/office/word/2010/wordprocessingCanvas" xmlns:cx="http://schemas.microsoft.com/office/drawing/2014/chartex" xmlns:cx1="http://schemas.microsoft.com/office/drawing/2015/9/8/chartex" xmlns:cx2="http://schemas.microsoft.com/office/drawing/2015/10/21/chartex" xmlns:cx3="http://schemas.microsoft.com/office/drawing/2016/5/9/chartex" xmlns:cx4="http://schemas.microsoft.com/office/drawing/2016/5/10/chartex" xmlns:cx5="http://schemas.microsoft.com/office/drawing/2016/5/11/chartex" xmlns:cx6="http://schemas.microsoft.com/office/drawing/2016/5/12/chartex" xmlns:cx7="http://schemas.microsoft.com/office/drawing/2016/5/13/chartex" xmlns:cx8="http://schemas.microsoft.com/office/drawing/2016/5/14/chartex" xmlns:mc="http://schemas.openxmlformats.org/markup-compatibility/2006" xmlns:aink="http://schemas.microsoft.com/office/drawing/2016/ink" xmlns:am3d="http://schemas.microsoft.com/office/drawing/2017/model3d" xmlns:o="urn:schemas-microsoft-com:office:office" xmlns:oel="http://schemas.microsoft.com/office/2019/extlst" xmlns:r="http://schemas.openxmlformats.org/officeDocument/2006/relationships" xmlns:m="http://schemas.openxmlformats.org/officeDocument/2006/math" xmlns:v="urn:schemas-microsoft-com:vml" xmlns:wp14="http://schemas.microsoft.com/office/word/2010/wordprocessingDrawing" xmlns:wp="http://schemas.openxmlformats.org/drawingml/2006/wordprocessingDrawing" xmlns:w10="urn:schemas-microsoft-com:office:word" xmlns:w="http://schemas.openxmlformats.org/wordprocessingml/2006/main" xmlns:w14="http://schemas.microsoft.com/office/word/2010/wordml" xmlns:w15="http://schemas.microsoft.com/office/word/2012/wordml" xmlns:w16cex="http://schemas.microsoft.com/office/word/2018/wordml/cex" xmlns:w16cid="http://schemas.microsoft.com/office/word/2016/wordml/cid" xmlns:w16="http://schemas.microsoft.com/office/word/2018/wordml" xmlns:w16du="http://schemas.microsoft.com/office/word/2023/wordml/word16du" xmlns:w16sdtdh="http://schemas.microsoft.com/office/word/2020/wordml/sdtdatahash" xmlns:w16sdtfl="http://schemas.microsoft.com/office/word/2024/wordml/sdtformatlock" xmlns:w16se="http://schemas.microsoft.com/office/word/2015/wordml/symex" xmlns:wpg="http://schemas.microsoft.com/office/word/2010/wordprocessingGroup" xmlns:wpi="http://schemas.microsoft.com/office/word/2010/wordprocessingInk" xmlns:wne="http://schemas.microsoft.com/office/word/2006/wordml" xmlns:wps="http://schemas.microsoft.com/office/word/2010/wordprocessingShape" mc:Ignorable="w14 w15 w16se w16cid w16 w16cex w16sdtdh w16sdtfl w16du wp14">
-  <w:comment w:id="344" w:author="ED" w:date="2026-05-22T23:15:00Z" w:initials="ED">
-    <w:p>
-      <w:pPr>
-        <w:pStyle w:val="CommentText"/>
-      </w:pPr>
-      <w:r>
-        <w:rPr>
-          <w:rStyle w:val="CommentReference"/>
-        </w:rPr>
-        <w:annotationRef/>
-      </w:r>
-      <w:r>
-        <w:rPr>
-          <w:rFonts w:ascii="Aptos" w:hAnsi="Aptos" w:eastAsia="Aptos" w:cs="Aptos"/>
-        </w:rPr>
-        <w:t>Comp: Set as sublist</w:t>
-      </w:r>
-    </w:p>
-  </w:comment>
-</w:comments>
-</file>
-
-<file path=word/commentsExtended.xml><?xml version="1.0" encoding="utf-8"?>
-<w15:commentsEx xmlns:wpc="http://schemas.microsoft.com/office/word/2010/wordprocessingCanvas" xmlns:cx="http://schemas.microsoft.com/office/drawing/2014/chartex" xmlns:cx1="http://schemas.microsoft.com/office/drawing/2015/9/8/chartex" xmlns:cx2="http://schemas.microsoft.com/office/drawing/2015/10/21/chartex" xmlns:cx3="http://schemas.microsoft.com/office/drawing/2016/5/9/chartex" xmlns:cx4="http://schemas.microsoft.com/office/drawing/2016/5/10/chartex" xmlns:cx5="http://schemas.microsoft.com/office/drawing/2016/5/11/chartex" xmlns:cx6="http://schemas.microsoft.com/office/drawing/2016/5/12/chartex" xmlns:cx7="http://schemas.microsoft.com/office/drawing/2016/5/13/chartex" xmlns:cx8="http://schemas.microsoft.com/office/drawing/2016/5/14/chartex" xmlns:mc="http://schemas.openxmlformats.org/markup-compatibility/2006" xmlns:aink="http://schemas.microsoft.com/office/drawing/2016/ink" xmlns:am3d="http://schemas.microsoft.com/office/drawing/2017/model3d" xmlns:o="urn:schemas-microsoft-com:office:office" xmlns:oel="http://schemas.microsoft.com/office/2019/extlst" xmlns:r="http://schemas.openxmlformats.org/officeDocument/2006/relationships" xmlns:m="http://schemas.openxmlformats.org/officeDocument/2006/math" xmlns:v="urn:schemas-microsoft-com:vml" xmlns:wp14="http://schemas.microsoft.com/office/word/2010/wordprocessingDrawing" xmlns:wp="http://schemas.openxmlformats.org/drawingml/2006/wordprocessingDrawing" xmlns:w10="urn:schemas-microsoft-com:office:word" xmlns:w="http://schemas.openxmlformats.org/wordprocessingml/2006/main" xmlns:w14="http://schemas.microsoft.com/office/word/2010/wordml" xmlns:w15="http://schemas.microsoft.com/office/word/2012/wordml" xmlns:w16cex="http://schemas.microsoft.com/office/word/2018/wordml/cex" xmlns:w16cid="http://schemas.microsoft.com/office/word/2016/wordml/cid" xmlns:w16="http://schemas.microsoft.com/office/word/2018/wordml" xmlns:w16du="http://schemas.microsoft.com/office/word/2023/wordml/word16du" xmlns:w16sdtdh="http://schemas.microsoft.com/office/word/2020/wordml/sdtdatahash" xmlns:w16sdtfl="http://schemas.microsoft.com/office/word/2024/wordml/sdtformatlock" xmlns:w16se="http://schemas.microsoft.com/office/word/2015/wordml/symex" xmlns:wpg="http://schemas.microsoft.com/office/word/2010/wordprocessingGroup" xmlns:wpi="http://schemas.microsoft.com/office/word/2010/wordprocessingInk" xmlns:wne="http://schemas.microsoft.com/office/word/2006/wordml" xmlns:wps="http://schemas.microsoft.com/office/word/2010/wordprocessingShape" mc:Ignorable="w14 w15 w16se w16cid w16 w16cex w16sdtdh w16sdtfl w16du wp14">
-  <w15:commentEx w15:paraId="79E9592C" w15:done="0"/>
-</w15:commentsEx>
-</file>
-
-<file path=word/commentsIds.xml><?xml version="1.0" encoding="utf-8"?>
-<w16cid:commentsIds xmlns:wpc="http://schemas.microsoft.com/office/word/2010/wordprocessingCanvas" xmlns:cx="http://schemas.microsoft.com/office/drawing/2014/chartex" xmlns:cx1="http://schemas.microsoft.com/office/drawing/2015/9/8/chartex" xmlns:cx2="http://schemas.microsoft.com/office/drawing/2015/10/21/chartex" xmlns:cx3="http://schemas.microsoft.com/office/drawing/2016/5/9/chartex" xmlns:cx4="http://schemas.microsoft.com/office/drawing/2016/5/10/chartex" xmlns:cx5="http://schemas.microsoft.com/office/drawing/2016/5/11/chartex" xmlns:cx6="http://schemas.microsoft.com/office/drawing/2016/5/12/chartex" xmlns:cx7="http://schemas.microsoft.com/office/drawing/2016/5/13/chartex" xmlns:cx8="http://schemas.microsoft.com/office/drawing/2016/5/14/chartex" xmlns:mc="http://schemas.openxmlformats.org/markup-compatibility/2006" xmlns:aink="http://schemas.microsoft.com/office/drawing/2016/ink" xmlns:am3d="http://schemas.microsoft.com/office/drawing/2017/model3d" xmlns:o="urn:schemas-microsoft-com:office:office" xmlns:oel="http://schemas.microsoft.com/office/2019/extlst" xmlns:r="http://schemas.openxmlformats.org/officeDocument/2006/relationships" xmlns:m="http://schemas.openxmlformats.org/officeDocument/2006/math" xmlns:v="urn:schemas-microsoft-com:vml" xmlns:wp14="http://schemas.microsoft.com/office/word/2010/wordprocessingDrawing" xmlns:wp="http://schemas.openxmlformats.org/drawingml/2006/wordprocessingDrawing" xmlns:w10="urn:schemas-microsoft-com:office:word" xmlns:w="http://schemas.openxmlformats.org/wordprocessingml/2006/main" xmlns:w14="http://schemas.microsoft.com/office/word/2010/wordml" xmlns:w15="http://schemas.microsoft.com/office/word/2012/wordml" xmlns:w16cex="http://schemas.microsoft.com/office/word/2018/wordml/cex" xmlns:w16cid="http://schemas.microsoft.com/office/word/2016/wordml/cid" xmlns:w16="http://schemas.microsoft.com/office/word/2018/wordml" xmlns:w16du="http://schemas.microsoft.com/office/word/2023/wordml/word16du" xmlns:w16sdtdh="http://schemas.microsoft.com/office/word/2020/wordml/sdtdatahash" xmlns:w16sdtfl="http://schemas.microsoft.com/office/word/2024/wordml/sdtformatlock" xmlns:w16se="http://schemas.microsoft.com/office/word/2015/wordml/symex" xmlns:wpg="http://schemas.microsoft.com/office/word/2010/wordprocessingGroup" xmlns:wpi="http://schemas.microsoft.com/office/word/2010/wordprocessingInk" xmlns:wne="http://schemas.microsoft.com/office/word/2006/wordml" xmlns:wps="http://schemas.microsoft.com/office/word/2010/wordprocessingShape" mc:Ignorable="w14 w15 w16se w16cid w16 w16cex w16sdtdh w16sdtfl w16du wp14">
-  <w16cid:commentId w16cid:paraId="79E9592C" w16cid:durableId="79E9592C"/>
-</w16cid:commentsIds>
-</file>
-
 <file path=word/endnotes.xml><?xml version="1.0" encoding="utf-8"?>
 <w:endnotes xmlns:wpc="http://schemas.microsoft.com/office/word/2010/wordprocessingCanvas" xmlns:cx="http://schemas.microsoft.com/office/drawing/2014/chartex" xmlns:cx1="http://schemas.microsoft.com/office/drawing/2015/9/8/chartex" xmlns:cx2="http://schemas.microsoft.com/office/drawing/2015/10/21/chartex" xmlns:cx3="http://schemas.microsoft.com/office/drawing/2016/5/9/chartex" xmlns:cx4="http://schemas.microsoft.com/office/drawing/2016/5/10/chartex" xmlns:cx5="http://schemas.microsoft.com/office/drawing/2016/5/11/chartex" xmlns:cx6="http://schemas.microsoft.com/office/drawing/2016/5/12/chartex" xmlns:cx7="http://schemas.microsoft.com/office/drawing/2016/5/13/chartex" xmlns:cx8="http://schemas.microsoft.com/office/drawing/2016/5/14/chartex" xmlns:mc="http://schemas.openxmlformats.org/markup-compatibility/2006" xmlns:aink="http://schemas.microsoft.com/office/drawing/2016/ink" xmlns:am3d="http://schemas.microsoft.com/office/drawing/2017/model3d" xmlns:o="urn:schemas-microsoft-com:office:office" xmlns:oel="http://schemas.microsoft.com/office/2019/extlst" xmlns:r="http://schemas.openxmlformats.org/officeDocument/2006/relationships" xmlns:m="http://schemas.openxmlformats.org/officeDocument/2006/math" xmlns:v="urn:schemas-microsoft-com:vml" xmlns:wp14="http://schemas.microsoft.com/office/word/2010/wordprocessingDrawing" xmlns:wp="http://schemas.openxmlformats.org/drawingml/2006/wordprocessingDrawing" xmlns:w10="urn:schemas-microsoft-com:office:word" xmlns:w="http://schemas.openxmlformats.org/wordprocessingml/2006/main" xmlns:w14="http://schemas.microsoft.com/office/word/2010/wordml" xmlns:w15="http://schemas.microsoft.com/office/word/2012/wordml" xmlns:w16cex="http://schemas.microsoft.com/office/word/2018/wordml/cex" xmlns:w16cid="http://schemas.microsoft.com/office/word/2016/wordml/cid" xmlns:w16="http://schemas.microsoft.com/office/word/2018/wordml" xmlns:w16du="http://schemas.microsoft.com/office/word/2023/wordml/word16du" xmlns:w16sdtdh="http://schemas.microsoft.com/office/word/2020/wordml/sdtdatahash" xmlns:w16sdtfl="http://schemas.microsoft.com/office/word/2024/wordml/sdtformatlock" xmlns:w16se="http://schemas.microsoft.com/office/word/2015/wordml/symex" xmlns:wpg="http://schemas.microsoft.com/office/word/2010/wordprocessingGroup" xmlns:wpi="http://schemas.microsoft.com/office/word/2010/wordprocessingInk" xmlns:wne="http://schemas.microsoft.com/office/word/2006/wordml" xmlns:wps="http://schemas.microsoft.com/office/word/2010/wordprocessingShape" mc:Ignorable="w14 w15 w16se w16cid w16 w16cex w16sdtdh w16sdtfl w16du wp14">
   <w:endnote w:type="separator" w:id="-1">
@@ -1164,22 +893,19 @@
 </file>
 
 <file path=word/footer1.xml><?xml version="1.0" encoding="utf-8"?>
-<w:ftr xmlns:m="http://schemas.openxmlformats.org/officeDocument/2006/math" xmlns:mc="http://schemas.openxmlformats.org/markup-compatibility/2006" xmlns:mo="http://schemas.microsoft.com/office/mac/office/2008/main" xmlns:mv="urn:schemas-microsoft-com:mac:vml" xmlns:o="urn:schemas-microsoft-com:office:office" xmlns:r="http://schemas.openxmlformats.org/officeDocument/2006/relationships" xmlns:v="urn:schemas-microsoft-com:vml" xmlns:w10="urn:schemas-microsoft-com:office:word" xmlns:w14="http://schemas.microsoft.com/office/word/2010/wordml" xmlns:w="http://schemas.openxmlformats.org/wordprocessingml/2006/main" xmlns:wne="http://schemas.microsoft.com/office/word/2006/wordml" xmlns:wp14="http://schemas.microsoft.com/office/word/2010/wordprocessingDrawing" xmlns:wp="http://schemas.openxmlformats.org/drawingml/2006/wordprocessingDrawing" xmlns:wpc="http://schemas.microsoft.com/office/word/2010/wordprocessingCanvas" xmlns:wpg="http://schemas.microsoft.com/office/word/2010/wordprocessingGroup" xmlns:wpi="http://schemas.microsoft.com/office/word/2010/wordprocessingInk" xmlns:wps="http://schemas.microsoft.com/office/word/2010/wordprocessingShape" mc:Ignorable="w14 wp14">
+<w:ftr xmlns:wpc="http://schemas.microsoft.com/office/word/2010/wordprocessingCanvas" xmlns:cx="http://schemas.microsoft.com/office/drawing/2014/chartex" xmlns:cx1="http://schemas.microsoft.com/office/drawing/2015/9/8/chartex" xmlns:cx2="http://schemas.microsoft.com/office/drawing/2015/10/21/chartex" xmlns:cx3="http://schemas.microsoft.com/office/drawing/2016/5/9/chartex" xmlns:cx4="http://schemas.microsoft.com/office/drawing/2016/5/10/chartex" xmlns:cx5="http://schemas.microsoft.com/office/drawing/2016/5/11/chartex" xmlns:cx6="http://schemas.microsoft.com/office/drawing/2016/5/12/chartex" xmlns:cx7="http://schemas.microsoft.com/office/drawing/2016/5/13/chartex" xmlns:cx8="http://schemas.microsoft.com/office/drawing/2016/5/14/chartex" xmlns:mc="http://schemas.openxmlformats.org/markup-compatibility/2006" xmlns:aink="http://schemas.microsoft.com/office/drawing/2016/ink" xmlns:am3d="http://schemas.microsoft.com/office/drawing/2017/model3d" xmlns:o="urn:schemas-microsoft-com:office:office" xmlns:oel="http://schemas.microsoft.com/office/2019/extlst" xmlns:r="http://schemas.openxmlformats.org/officeDocument/2006/relationships" xmlns:m="http://schemas.openxmlformats.org/officeDocument/2006/math" xmlns:v="urn:schemas-microsoft-com:vml" xmlns:wp14="http://schemas.microsoft.com/office/word/2010/wordprocessingDrawing" xmlns:wp="http://schemas.openxmlformats.org/drawingml/2006/wordprocessingDrawing" xmlns:w10="urn:schemas-microsoft-com:office:word" xmlns:w="http://schemas.openxmlformats.org/wordprocessingml/2006/main" xmlns:w14="http://schemas.microsoft.com/office/word/2010/wordml" xmlns:w15="http://schemas.microsoft.com/office/word/2012/wordml" xmlns:w16cex="http://schemas.microsoft.com/office/word/2018/wordml/cex" xmlns:w16cid="http://schemas.microsoft.com/office/word/2016/wordml/cid" xmlns:w16="http://schemas.microsoft.com/office/word/2018/wordml" xmlns:w16du="http://schemas.microsoft.com/office/word/2023/wordml/word16du" xmlns:w16sdtdh="http://schemas.microsoft.com/office/word/2020/wordml/sdtdatahash" xmlns:w16sdtfl="http://schemas.microsoft.com/office/word/2024/wordml/sdtformatlock" xmlns:w16se="http://schemas.microsoft.com/office/word/2015/wordml/symex" xmlns:wpg="http://schemas.microsoft.com/office/word/2010/wordprocessingGroup" xmlns:wpi="http://schemas.microsoft.com/office/word/2010/wordprocessingInk" xmlns:wne="http://schemas.microsoft.com/office/word/2006/wordml" xmlns:wps="http://schemas.microsoft.com/office/word/2010/wordprocessingShape" mc:Ignorable="w14 w15 w16se w16cid w16 w16cex w16sdtdh w16sdtfl w16du wp14">
   <w:p>
     <w:pPr>
-      <w:spacing w:line="240" w:lineRule="auto" w:before="0" w:after="0"/>
-      <w:jc w:val="left"/>
+      <w:spacing w:after="0" w:line="240" w:lineRule="auto"/>
     </w:pPr>
     <w:r>
       <w:rPr>
-        <w:rFonts w:ascii="Aptos" w:hAnsi="Aptos" w:eastAsia="Aptos" w:cs="Aptos"/>
         <w:sz w:val="18"/>
       </w:rPr>
       <w:t xml:space="preserve">From J.M. Larson and H.L. Stedge, </w:t>
     </w:r>
     <w:r>
       <w:rPr>
-        <w:rFonts w:ascii="Aptos" w:hAnsi="Aptos" w:eastAsia="Aptos" w:cs="Aptos"/>
         <w:i/>
         <w:sz w:val="18"/>
       </w:rPr>
@@ -1187,7 +913,6 @@
     </w:r>
     <w:r>
       <w:rPr>
-        <w:rFonts w:ascii="Aptos" w:hAnsi="Aptos" w:eastAsia="Aptos" w:cs="Aptos"/>
         <w:sz w:val="18"/>
       </w:rPr>
       <w:t xml:space="preserve"> (Human Kinetics, 2027).</w:t>
@@ -4293,17 +4018,6 @@
     <w:abstractNumId w:val="15"/>
   </w:num>
 </w:numbering>
-</file>
-
-<file path=word/people.xml><?xml version="1.0" encoding="utf-8"?>
-<w15:people xmlns:wpc="http://schemas.microsoft.com/office/word/2010/wordprocessingCanvas" xmlns:cx="http://schemas.microsoft.com/office/drawing/2014/chartex" xmlns:cx1="http://schemas.microsoft.com/office/drawing/2015/9/8/chartex" xmlns:cx2="http://schemas.microsoft.com/office/drawing/2015/10/21/chartex" xmlns:cx3="http://schemas.microsoft.com/office/drawing/2016/5/9/chartex" xmlns:cx4="http://schemas.microsoft.com/office/drawing/2016/5/10/chartex" xmlns:cx5="http://schemas.microsoft.com/office/drawing/2016/5/11/chartex" xmlns:cx6="http://schemas.microsoft.com/office/drawing/2016/5/12/chartex" xmlns:cx7="http://schemas.microsoft.com/office/drawing/2016/5/13/chartex" xmlns:cx8="http://schemas.microsoft.com/office/drawing/2016/5/14/chartex" xmlns:mc="http://schemas.openxmlformats.org/markup-compatibility/2006" xmlns:aink="http://schemas.microsoft.com/office/drawing/2016/ink" xmlns:am3d="http://schemas.microsoft.com/office/drawing/2017/model3d" xmlns:o="urn:schemas-microsoft-com:office:office" xmlns:oel="http://schemas.microsoft.com/office/2019/extlst" xmlns:r="http://schemas.openxmlformats.org/officeDocument/2006/relationships" xmlns:m="http://schemas.openxmlformats.org/officeDocument/2006/math" xmlns:v="urn:schemas-microsoft-com:vml" xmlns:wp14="http://schemas.microsoft.com/office/word/2010/wordprocessingDrawing" xmlns:wp="http://schemas.openxmlformats.org/drawingml/2006/wordprocessingDrawing" xmlns:w10="urn:schemas-microsoft-com:office:word" xmlns:w="http://schemas.openxmlformats.org/wordprocessingml/2006/main" xmlns:w14="http://schemas.microsoft.com/office/word/2010/wordml" xmlns:w15="http://schemas.microsoft.com/office/word/2012/wordml" xmlns:w16cex="http://schemas.microsoft.com/office/word/2018/wordml/cex" xmlns:w16cid="http://schemas.microsoft.com/office/word/2016/wordml/cid" xmlns:w16="http://schemas.microsoft.com/office/word/2018/wordml" xmlns:w16du="http://schemas.microsoft.com/office/word/2023/wordml/word16du" xmlns:w16sdtdh="http://schemas.microsoft.com/office/word/2020/wordml/sdtdatahash" xmlns:w16sdtfl="http://schemas.microsoft.com/office/word/2024/wordml/sdtformatlock" xmlns:w16se="http://schemas.microsoft.com/office/word/2015/wordml/symex" xmlns:wpg="http://schemas.microsoft.com/office/word/2010/wordprocessingGroup" xmlns:wpi="http://schemas.microsoft.com/office/word/2010/wordprocessingInk" xmlns:wne="http://schemas.microsoft.com/office/word/2006/wordml" xmlns:wps="http://schemas.microsoft.com/office/word/2010/wordprocessingShape" mc:Ignorable="w14 w15 w16se w16cid w16 w16cex w16sdtdh w16sdtfl w16du wp14">
-  <w15:person w15:author="Anna Seaman">
-    <w15:presenceInfo w15:providerId="AD" w15:userId="S::AnnaS@hkusa.com::713ab380-bdda-4997-81d0-fa539102c996"/>
-  </w15:person>
-  <w15:person w15:author="ED">
-    <w15:presenceInfo w15:providerId="None" w15:userId="ED"/>
-  </w15:person>
-</w15:people>
 </file>
 
 <file path=word/styles.xml><?xml version="1.0" encoding="utf-8"?>
@@ -4707,7 +4421,7 @@
     <w:name w:val="Normal"/>
     <w:qFormat/>
     <w:rPr>
-      <w:rFonts w:ascii="Aptos" w:hAnsi="Aptos" w:eastAsia="Aptos" w:cs="Aptos"/>
+      <w:rFonts w:ascii="Aptos" w:eastAsia="Aptos" w:hAnsi="Aptos" w:cs="Aptos"/>
     </w:rPr>
   </w:style>
   <w:style w:type="paragraph" w:styleId="Heading1">
@@ -4918,6 +4632,7 @@
   <w:style w:type="character" w:default="1" w:styleId="DefaultParagraphFont">
     <w:name w:val="Default Paragraph Font"/>
     <w:uiPriority w:val="1"/>
+    <w:semiHidden/>
     <w:unhideWhenUsed/>
   </w:style>
   <w:style w:type="table" w:default="1" w:styleId="TableNormal">

--- a/assets/downloads/simulation-31/suggested-answers-for-select-activities.docx
+++ b/assets/downloads/simulation-31/suggested-answers-for-select-activities.docx
@@ -15,8 +15,10 @@
       </w:pPr>
       <w:r>
         <w:rPr>
-          <w:rFonts w:ascii="Aptos" w:eastAsia="Aptos" w:hAnsi="Aptos" w:cs="Aptos"/>
-          <w:color w:val="000000"/>
+          <w:rFonts w:ascii="Aptos" w:hAnsi="Aptos" w:cs="Aptos" w:eastAsia="Aptos"/>
+          <w:color w:val="000000"/>
+          <w:sz w:val="40"/>
+          <w:szCs w:val="40"/>
         </w:rPr>
         <w:t>Suggested Answers for Select Activities</w:t>
       </w:r>
@@ -31,26 +33,18 @@
           <w:szCs w:val="24"/>
         </w:rPr>
       </w:pPr>
-      <w:proofErr w:type="spellStart"/>
-      <w:r>
-        <w:rPr>
-          <w:color w:val="000000"/>
-          <w:sz w:val="24"/>
-          <w:szCs w:val="24"/>
-        </w:rPr>
-        <w:t>Presimulation</w:t>
-      </w:r>
-      <w:proofErr w:type="spellEnd"/>
-      <w:r>
-        <w:rPr>
-          <w:color w:val="000000"/>
-          <w:sz w:val="24"/>
-          <w:szCs w:val="24"/>
-        </w:rPr>
-        <w:t xml:space="preserve"> Activity</w:t>
-      </w:r>
-      <w:r>
-        <w:rPr>
+      <w:r>
+        <w:rPr>
+          <w:rFonts w:ascii="Aptos" w:hAnsi="Aptos" w:cs="Aptos" w:eastAsia="Aptos"/>
+          <w:color w:val="000000"/>
+          <w:sz w:val="24"/>
+          <w:szCs w:val="24"/>
+        </w:rPr>
+        <w:t>Presimulation Activity</w:t>
+      </w:r>
+      <w:r>
+        <w:rPr>
+          <w:rFonts w:ascii="Aptos" w:hAnsi="Aptos" w:cs="Aptos" w:eastAsia="Aptos"/>
           <w:color w:val="000000"/>
           <w:sz w:val="24"/>
           <w:szCs w:val="24"/>
@@ -59,6 +53,7 @@
       </w:r>
       <w:r>
         <w:rPr>
+          <w:rFonts w:ascii="Aptos" w:hAnsi="Aptos" w:cs="Aptos" w:eastAsia="Aptos"/>
           <w:color w:val="000000"/>
           <w:sz w:val="24"/>
           <w:szCs w:val="24"/>
@@ -67,6 +62,7 @@
       </w:r>
       <w:r>
         <w:rPr>
+          <w:rFonts w:ascii="Aptos" w:hAnsi="Aptos" w:cs="Aptos" w:eastAsia="Aptos"/>
           <w:color w:val="000000"/>
           <w:sz w:val="24"/>
           <w:szCs w:val="24"/>
@@ -86,32 +82,16 @@
       </w:pPr>
       <w:r>
         <w:rPr>
-          <w:color w:val="000000"/>
-          <w:sz w:val="24"/>
-          <w:szCs w:val="24"/>
-        </w:rPr>
-        <w:t xml:space="preserve">Students should submit documentation </w:t>
-      </w:r>
-      <w:proofErr w:type="gramStart"/>
-      <w:r>
-        <w:rPr>
-          <w:color w:val="000000"/>
-          <w:sz w:val="24"/>
-          <w:szCs w:val="24"/>
-        </w:rPr>
-        <w:t>of speaking</w:t>
-      </w:r>
-      <w:proofErr w:type="gramEnd"/>
-      <w:r>
-        <w:rPr>
-          <w:color w:val="000000"/>
-          <w:sz w:val="24"/>
-          <w:szCs w:val="24"/>
-        </w:rPr>
-        <w:t xml:space="preserve"> with a local high school athletic director or </w:t>
-      </w:r>
-      <w:r>
-        <w:rPr>
+          <w:rFonts w:ascii="Aptos" w:hAnsi="Aptos" w:cs="Aptos" w:eastAsia="Aptos"/>
+          <w:color w:val="000000"/>
+          <w:sz w:val="24"/>
+          <w:szCs w:val="24"/>
+        </w:rPr>
+        <w:t xml:space="preserve">Students should submit documentation of speaking with a local high school athletic director or </w:t>
+      </w:r>
+      <w:r>
+        <w:rPr>
+          <w:rFonts w:ascii="Aptos" w:hAnsi="Aptos" w:cs="Aptos" w:eastAsia="Aptos"/>
           <w:color w:val="000000"/>
           <w:sz w:val="24"/>
           <w:szCs w:val="24"/>
@@ -120,6 +100,7 @@
       </w:r>
       <w:r>
         <w:rPr>
+          <w:rFonts w:ascii="Aptos" w:hAnsi="Aptos" w:cs="Aptos" w:eastAsia="Aptos"/>
           <w:color w:val="000000"/>
           <w:sz w:val="24"/>
           <w:szCs w:val="24"/>
@@ -144,6 +125,7 @@
       </w:pPr>
       <w:r>
         <w:rPr>
+          <w:rFonts w:ascii="Aptos" w:eastAsia="Aptos" w:hAnsi="Aptos" w:cs="Aptos"/>
           <w:color w:val="000000"/>
           <w:sz w:val="24"/>
           <w:szCs w:val="24"/>
@@ -168,6 +150,7 @@
       </w:pPr>
       <w:r>
         <w:rPr>
+          <w:rFonts w:ascii="Aptos" w:eastAsia="Aptos" w:hAnsi="Aptos" w:cs="Aptos"/>
           <w:color w:val="000000"/>
           <w:sz w:val="24"/>
           <w:szCs w:val="24"/>
@@ -176,6 +159,7 @@
       </w:r>
       <w:r>
         <w:rPr>
+          <w:rFonts w:ascii="Aptos" w:eastAsia="Aptos" w:hAnsi="Aptos" w:cs="Aptos"/>
           <w:color w:val="000000"/>
           <w:sz w:val="24"/>
           <w:szCs w:val="24"/>
@@ -184,6 +168,7 @@
       </w:r>
       <w:r>
         <w:rPr>
+          <w:rFonts w:ascii="Aptos" w:eastAsia="Aptos" w:hAnsi="Aptos" w:cs="Aptos"/>
           <w:color w:val="000000"/>
           <w:sz w:val="24"/>
           <w:szCs w:val="24"/>
@@ -208,6 +193,7 @@
       </w:pPr>
       <w:r>
         <w:rPr>
+          <w:rFonts w:ascii="Aptos" w:eastAsia="Aptos" w:hAnsi="Aptos" w:cs="Aptos"/>
           <w:color w:val="000000"/>
           <w:sz w:val="24"/>
           <w:szCs w:val="24"/>
@@ -216,6 +202,7 @@
       </w:r>
       <w:r>
         <w:rPr>
+          <w:rFonts w:ascii="Aptos" w:eastAsia="Aptos" w:hAnsi="Aptos" w:cs="Aptos"/>
           <w:color w:val="000000"/>
           <w:sz w:val="24"/>
           <w:szCs w:val="24"/>
@@ -224,6 +211,7 @@
       </w:r>
       <w:r>
         <w:rPr>
+          <w:rFonts w:ascii="Aptos" w:eastAsia="Aptos" w:hAnsi="Aptos" w:cs="Aptos"/>
           <w:color w:val="000000"/>
           <w:sz w:val="24"/>
           <w:szCs w:val="24"/>
@@ -248,6 +236,7 @@
       </w:pPr>
       <w:r>
         <w:rPr>
+          <w:rFonts w:ascii="Aptos" w:eastAsia="Aptos" w:hAnsi="Aptos" w:cs="Aptos"/>
           <w:color w:val="000000"/>
           <w:sz w:val="24"/>
           <w:szCs w:val="24"/>
@@ -272,6 +261,7 @@
       </w:pPr>
       <w:r>
         <w:rPr>
+          <w:rFonts w:ascii="Aptos" w:eastAsia="Aptos" w:hAnsi="Aptos" w:cs="Aptos"/>
           <w:color w:val="000000"/>
           <w:sz w:val="24"/>
           <w:szCs w:val="24"/>
@@ -280,6 +270,7 @@
       </w:r>
       <w:r>
         <w:rPr>
+          <w:rFonts w:ascii="Aptos" w:eastAsia="Aptos" w:hAnsi="Aptos" w:cs="Aptos"/>
           <w:color w:val="000000"/>
           <w:sz w:val="24"/>
           <w:szCs w:val="24"/>
@@ -288,6 +279,7 @@
       </w:r>
       <w:r>
         <w:rPr>
+          <w:rFonts w:ascii="Aptos" w:eastAsia="Aptos" w:hAnsi="Aptos" w:cs="Aptos"/>
           <w:color w:val="000000"/>
           <w:sz w:val="24"/>
           <w:szCs w:val="24"/>
@@ -312,6 +304,7 @@
       </w:pPr>
       <w:r>
         <w:rPr>
+          <w:rFonts w:ascii="Aptos" w:eastAsia="Aptos" w:hAnsi="Aptos" w:cs="Aptos"/>
           <w:color w:val="000000"/>
           <w:sz w:val="24"/>
           <w:szCs w:val="24"/>
@@ -329,26 +322,18 @@
           <w:szCs w:val="24"/>
         </w:rPr>
       </w:pPr>
-      <w:proofErr w:type="spellStart"/>
-      <w:r>
-        <w:rPr>
-          <w:color w:val="000000"/>
-          <w:sz w:val="24"/>
-          <w:szCs w:val="24"/>
-        </w:rPr>
-        <w:t>Presimulation</w:t>
-      </w:r>
-      <w:proofErr w:type="spellEnd"/>
-      <w:r>
-        <w:rPr>
-          <w:color w:val="000000"/>
-          <w:sz w:val="24"/>
-          <w:szCs w:val="24"/>
-        </w:rPr>
-        <w:t xml:space="preserve"> Activity</w:t>
-      </w:r>
-      <w:r>
-        <w:rPr>
+      <w:r>
+        <w:rPr>
+          <w:rFonts w:ascii="Aptos" w:hAnsi="Aptos" w:cs="Aptos" w:eastAsia="Aptos"/>
+          <w:color w:val="000000"/>
+          <w:sz w:val="24"/>
+          <w:szCs w:val="24"/>
+        </w:rPr>
+        <w:t>Presimulation Activity</w:t>
+      </w:r>
+      <w:r>
+        <w:rPr>
+          <w:rFonts w:ascii="Aptos" w:hAnsi="Aptos" w:cs="Aptos" w:eastAsia="Aptos"/>
           <w:color w:val="000000"/>
           <w:sz w:val="24"/>
           <w:szCs w:val="24"/>
@@ -357,6 +342,7 @@
       </w:r>
       <w:r>
         <w:rPr>
+          <w:rFonts w:ascii="Aptos" w:hAnsi="Aptos" w:cs="Aptos" w:eastAsia="Aptos"/>
           <w:color w:val="000000"/>
           <w:sz w:val="24"/>
           <w:szCs w:val="24"/>
@@ -365,6 +351,7 @@
       </w:r>
       <w:r>
         <w:rPr>
+          <w:rFonts w:ascii="Aptos" w:hAnsi="Aptos" w:cs="Aptos" w:eastAsia="Aptos"/>
           <w:color w:val="000000"/>
           <w:sz w:val="24"/>
           <w:szCs w:val="24"/>
@@ -373,6 +360,7 @@
       </w:r>
       <w:r>
         <w:rPr>
+          <w:rFonts w:ascii="Aptos" w:hAnsi="Aptos" w:cs="Aptos" w:eastAsia="Aptos"/>
           <w:color w:val="000000"/>
           <w:sz w:val="24"/>
           <w:szCs w:val="24"/>
@@ -392,6 +380,7 @@
       </w:pPr>
       <w:r>
         <w:rPr>
+          <w:rFonts w:ascii="Aptos" w:hAnsi="Aptos" w:cs="Aptos" w:eastAsia="Aptos"/>
           <w:color w:val="000000"/>
           <w:sz w:val="24"/>
           <w:szCs w:val="24"/>
@@ -400,6 +389,7 @@
       </w:r>
       <w:r>
         <w:rPr>
+          <w:rFonts w:ascii="Aptos" w:hAnsi="Aptos" w:cs="Aptos" w:eastAsia="Aptos"/>
           <w:color w:val="000000"/>
           <w:sz w:val="24"/>
           <w:szCs w:val="24"/>
@@ -408,6 +398,7 @@
       </w:r>
       <w:r>
         <w:rPr>
+          <w:rFonts w:ascii="Aptos" w:hAnsi="Aptos" w:cs="Aptos" w:eastAsia="Aptos"/>
           <w:color w:val="000000"/>
           <w:sz w:val="24"/>
           <w:szCs w:val="24"/>
@@ -416,6 +407,7 @@
       </w:r>
       <w:r>
         <w:rPr>
+          <w:rFonts w:ascii="Aptos" w:hAnsi="Aptos" w:cs="Aptos" w:eastAsia="Aptos"/>
           <w:color w:val="000000"/>
           <w:sz w:val="24"/>
           <w:szCs w:val="24"/>
@@ -424,6 +416,7 @@
       </w:r>
       <w:r>
         <w:rPr>
+          <w:rFonts w:ascii="Aptos" w:hAnsi="Aptos" w:cs="Aptos" w:eastAsia="Aptos"/>
           <w:color w:val="000000"/>
           <w:sz w:val="24"/>
           <w:szCs w:val="24"/>
@@ -432,6 +425,7 @@
       </w:r>
       <w:r>
         <w:rPr>
+          <w:rFonts w:ascii="Aptos" w:hAnsi="Aptos" w:cs="Aptos" w:eastAsia="Aptos"/>
           <w:color w:val="000000"/>
           <w:sz w:val="24"/>
           <w:szCs w:val="24"/>
@@ -440,6 +434,7 @@
       </w:r>
       <w:r>
         <w:rPr>
+          <w:rFonts w:ascii="Aptos" w:hAnsi="Aptos" w:cs="Aptos" w:eastAsia="Aptos"/>
           <w:color w:val="000000"/>
           <w:sz w:val="24"/>
           <w:szCs w:val="24"/>
@@ -464,6 +459,7 @@
       </w:pPr>
       <w:r>
         <w:rPr>
+          <w:rFonts w:ascii="Aptos" w:eastAsia="Aptos" w:hAnsi="Aptos" w:cs="Aptos"/>
           <w:color w:val="000000"/>
           <w:sz w:val="24"/>
           <w:szCs w:val="24"/>
@@ -488,10 +484,12 @@
       </w:pPr>
       <w:r>
         <w:rPr>
-          <w:color w:val="000000"/>
-          <w:sz w:val="24"/>
-          <w:szCs w:val="24"/>
-        </w:rPr>
+          <w:rFonts w:ascii="Aptos" w:eastAsia="Aptos" w:hAnsi="Aptos" w:cs="Aptos"/>
+          <w:color w:val="000000"/>
+          <w:sz w:val="24"/>
+          <w:szCs w:val="24"/>
+        </w:rPr>
+        <w:lastRenderedPageBreak/>
         <w:t>Same sport specialization concerns</w:t>
       </w:r>
     </w:p>
@@ -512,6 +510,7 @@
       </w:pPr>
       <w:r>
         <w:rPr>
+          <w:rFonts w:ascii="Aptos" w:eastAsia="Aptos" w:hAnsi="Aptos" w:cs="Aptos"/>
           <w:color w:val="000000"/>
           <w:sz w:val="24"/>
           <w:szCs w:val="24"/>
@@ -536,6 +535,7 @@
       </w:pPr>
       <w:r>
         <w:rPr>
+          <w:rFonts w:ascii="Aptos" w:eastAsia="Aptos" w:hAnsi="Aptos" w:cs="Aptos"/>
           <w:color w:val="000000"/>
           <w:sz w:val="24"/>
           <w:szCs w:val="24"/>
@@ -560,6 +560,7 @@
       </w:pPr>
       <w:r>
         <w:rPr>
+          <w:rFonts w:ascii="Aptos" w:eastAsia="Aptos" w:hAnsi="Aptos" w:cs="Aptos"/>
           <w:color w:val="000000"/>
           <w:sz w:val="24"/>
           <w:szCs w:val="24"/>
@@ -584,6 +585,7 @@
       </w:pPr>
       <w:r>
         <w:rPr>
+          <w:rFonts w:ascii="Aptos" w:eastAsia="Aptos" w:hAnsi="Aptos" w:cs="Aptos"/>
           <w:color w:val="000000"/>
           <w:sz w:val="24"/>
           <w:szCs w:val="24"/>
@@ -608,6 +610,7 @@
       </w:pPr>
       <w:r>
         <w:rPr>
+          <w:rFonts w:ascii="Aptos" w:eastAsia="Aptos" w:hAnsi="Aptos" w:cs="Aptos"/>
           <w:color w:val="000000"/>
           <w:sz w:val="24"/>
           <w:szCs w:val="24"/>
@@ -632,11 +635,11 @@
       </w:pPr>
       <w:r>
         <w:rPr>
-          <w:color w:val="000000"/>
-          <w:sz w:val="24"/>
-          <w:szCs w:val="24"/>
-        </w:rPr>
-        <w:lastRenderedPageBreak/>
+          <w:rFonts w:ascii="Aptos" w:eastAsia="Aptos" w:hAnsi="Aptos" w:cs="Aptos"/>
+          <w:color w:val="000000"/>
+          <w:sz w:val="24"/>
+          <w:szCs w:val="24"/>
+        </w:rPr>
         <w:t>Heat illness</w:t>
       </w:r>
     </w:p>
@@ -657,6 +660,7 @@
       </w:pPr>
       <w:r>
         <w:rPr>
+          <w:rFonts w:ascii="Aptos" w:eastAsia="Aptos" w:hAnsi="Aptos" w:cs="Aptos"/>
           <w:color w:val="000000"/>
           <w:sz w:val="24"/>
           <w:szCs w:val="24"/>
@@ -665,6 +669,7 @@
       </w:r>
       <w:r>
         <w:rPr>
+          <w:rFonts w:ascii="Aptos" w:eastAsia="Aptos" w:hAnsi="Aptos" w:cs="Aptos"/>
           <w:color w:val="000000"/>
           <w:sz w:val="24"/>
           <w:szCs w:val="24"/>
@@ -673,6 +678,7 @@
       </w:r>
       <w:r>
         <w:rPr>
+          <w:rFonts w:ascii="Aptos" w:eastAsia="Aptos" w:hAnsi="Aptos" w:cs="Aptos"/>
           <w:color w:val="000000"/>
           <w:sz w:val="24"/>
           <w:szCs w:val="24"/>
@@ -697,6 +703,7 @@
       </w:pPr>
       <w:r>
         <w:rPr>
+          <w:rFonts w:ascii="Aptos" w:eastAsia="Aptos" w:hAnsi="Aptos" w:cs="Aptos"/>
           <w:color w:val="000000"/>
           <w:sz w:val="24"/>
           <w:szCs w:val="24"/>
@@ -705,6 +712,7 @@
       </w:r>
       <w:r>
         <w:rPr>
+          <w:rFonts w:ascii="Aptos" w:eastAsia="Aptos" w:hAnsi="Aptos" w:cs="Aptos"/>
           <w:color w:val="000000"/>
           <w:sz w:val="24"/>
           <w:szCs w:val="24"/>
@@ -713,6 +721,7 @@
       </w:r>
       <w:r>
         <w:rPr>
+          <w:rFonts w:ascii="Aptos" w:eastAsia="Aptos" w:hAnsi="Aptos" w:cs="Aptos"/>
           <w:color w:val="000000"/>
           <w:sz w:val="24"/>
           <w:szCs w:val="24"/>
@@ -721,6 +730,7 @@
       </w:r>
       <w:r>
         <w:rPr>
+          <w:rFonts w:ascii="Aptos" w:eastAsia="Aptos" w:hAnsi="Aptos" w:cs="Aptos"/>
           <w:color w:val="000000"/>
           <w:sz w:val="24"/>
           <w:szCs w:val="24"/>
@@ -729,6 +739,7 @@
       </w:r>
       <w:r>
         <w:rPr>
+          <w:rFonts w:ascii="Aptos" w:eastAsia="Aptos" w:hAnsi="Aptos" w:cs="Aptos"/>
           <w:color w:val="000000"/>
           <w:sz w:val="24"/>
           <w:szCs w:val="24"/>
@@ -753,6 +764,7 @@
       </w:pPr>
       <w:r>
         <w:rPr>
+          <w:rFonts w:ascii="Aptos" w:eastAsia="Aptos" w:hAnsi="Aptos" w:cs="Aptos"/>
           <w:color w:val="000000"/>
           <w:sz w:val="24"/>
           <w:szCs w:val="24"/>
@@ -770,26 +782,18 @@
           <w:szCs w:val="24"/>
         </w:rPr>
       </w:pPr>
-      <w:proofErr w:type="spellStart"/>
-      <w:r>
-        <w:rPr>
-          <w:color w:val="000000"/>
-          <w:sz w:val="24"/>
-          <w:szCs w:val="24"/>
-        </w:rPr>
-        <w:t>Presimulation</w:t>
-      </w:r>
-      <w:proofErr w:type="spellEnd"/>
-      <w:r>
-        <w:rPr>
-          <w:color w:val="000000"/>
-          <w:sz w:val="24"/>
-          <w:szCs w:val="24"/>
-        </w:rPr>
-        <w:t xml:space="preserve"> Activity</w:t>
-      </w:r>
-      <w:r>
-        <w:rPr>
+      <w:r>
+        <w:rPr>
+          <w:rFonts w:ascii="Aptos" w:hAnsi="Aptos" w:cs="Aptos" w:eastAsia="Aptos"/>
+          <w:color w:val="000000"/>
+          <w:sz w:val="24"/>
+          <w:szCs w:val="24"/>
+        </w:rPr>
+        <w:t>Presimulation Activity</w:t>
+      </w:r>
+      <w:r>
+        <w:rPr>
+          <w:rFonts w:ascii="Aptos" w:hAnsi="Aptos" w:cs="Aptos" w:eastAsia="Aptos"/>
           <w:color w:val="000000"/>
           <w:sz w:val="24"/>
           <w:szCs w:val="24"/>
@@ -798,6 +802,7 @@
       </w:r>
       <w:r>
         <w:rPr>
+          <w:rFonts w:ascii="Aptos" w:hAnsi="Aptos" w:cs="Aptos" w:eastAsia="Aptos"/>
           <w:color w:val="000000"/>
           <w:sz w:val="24"/>
           <w:szCs w:val="24"/>
@@ -806,6 +811,7 @@
       </w:r>
       <w:r>
         <w:rPr>
+          <w:rFonts w:ascii="Aptos" w:hAnsi="Aptos" w:cs="Aptos" w:eastAsia="Aptos"/>
           <w:color w:val="000000"/>
           <w:sz w:val="24"/>
           <w:szCs w:val="24"/>
@@ -814,6 +820,7 @@
       </w:r>
       <w:r>
         <w:rPr>
+          <w:rFonts w:ascii="Aptos" w:hAnsi="Aptos" w:cs="Aptos" w:eastAsia="Aptos"/>
           <w:color w:val="000000"/>
           <w:sz w:val="24"/>
           <w:szCs w:val="24"/>
@@ -833,6 +840,7 @@
       </w:pPr>
       <w:r>
         <w:rPr>
+          <w:rFonts w:ascii="Aptos" w:hAnsi="Aptos" w:cs="Aptos" w:eastAsia="Aptos"/>
           <w:color w:val="000000"/>
           <w:sz w:val="24"/>
           <w:szCs w:val="24"/>
@@ -841,6 +849,7 @@
       </w:r>
       <w:r>
         <w:rPr>
+          <w:rFonts w:ascii="Aptos" w:hAnsi="Aptos" w:cs="Aptos" w:eastAsia="Aptos"/>
           <w:color w:val="000000"/>
           <w:sz w:val="24"/>
           <w:szCs w:val="24"/>
@@ -849,6 +858,7 @@
       </w:r>
       <w:r>
         <w:rPr>
+          <w:rFonts w:ascii="Aptos" w:hAnsi="Aptos" w:cs="Aptos" w:eastAsia="Aptos"/>
           <w:color w:val="000000"/>
           <w:sz w:val="24"/>
           <w:szCs w:val="24"/>
@@ -857,7 +867,7 @@
       </w:r>
     </w:p>
     <w:sectPr>
-      <w:footerReference w:type="default" r:id="rId8"/>
+      <w:footerReference w:type="default" r:id="rId14"/>
       <w:pgSz w:w="12240" w:h="15840"/>
       <w:pgMar w:top="1440" w:right="1440" w:bottom="1440" w:left="1440" w:header="706" w:footer="706" w:gutter="0"/>
       <w:cols w:space="720"/>
@@ -867,6 +877,42 @@
 </w:document>
 </file>
 
+<file path=word/comments.xml><?xml version="1.0" encoding="utf-8"?>
+<w:comments xmlns:wpc="http://schemas.microsoft.com/office/word/2010/wordprocessingCanvas" xmlns:cx="http://schemas.microsoft.com/office/drawing/2014/chartex" xmlns:cx1="http://schemas.microsoft.com/office/drawing/2015/9/8/chartex" xmlns:cx2="http://schemas.microsoft.com/office/drawing/2015/10/21/chartex" xmlns:cx3="http://schemas.microsoft.com/office/drawing/2016/5/9/chartex" xmlns:cx4="http://schemas.microsoft.com/office/drawing/2016/5/10/chartex" xmlns:cx5="http://schemas.microsoft.com/office/drawing/2016/5/11/chartex" xmlns:cx6="http://schemas.microsoft.com/office/drawing/2016/5/12/chartex" xmlns:cx7="http://schemas.microsoft.com/office/drawing/2016/5/13/chartex" xmlns:cx8="http://schemas.microsoft.com/office/drawing/2016/5/14/chartex" xmlns:mc="http://schemas.openxmlformats.org/markup-compatibility/2006" xmlns:aink="http://schemas.microsoft.com/office/drawing/2016/ink" xmlns:am3d="http://schemas.microsoft.com/office/drawing/2017/model3d" xmlns:o="urn:schemas-microsoft-com:office:office" xmlns:oel="http://schemas.microsoft.com/office/2019/extlst" xmlns:r="http://schemas.openxmlformats.org/officeDocument/2006/relationships" xmlns:m="http://schemas.openxmlformats.org/officeDocument/2006/math" xmlns:v="urn:schemas-microsoft-com:vml" xmlns:wp14="http://schemas.microsoft.com/office/word/2010/wordprocessingDrawing" xmlns:wp="http://schemas.openxmlformats.org/drawingml/2006/wordprocessingDrawing" xmlns:w10="urn:schemas-microsoft-com:office:word" xmlns:w="http://schemas.openxmlformats.org/wordprocessingml/2006/main" xmlns:w14="http://schemas.microsoft.com/office/word/2010/wordml" xmlns:w15="http://schemas.microsoft.com/office/word/2012/wordml" xmlns:w16cex="http://schemas.microsoft.com/office/word/2018/wordml/cex" xmlns:w16cid="http://schemas.microsoft.com/office/word/2016/wordml/cid" xmlns:w16="http://schemas.microsoft.com/office/word/2018/wordml" xmlns:w16du="http://schemas.microsoft.com/office/word/2023/wordml/word16du" xmlns:w16sdtdh="http://schemas.microsoft.com/office/word/2020/wordml/sdtdatahash" xmlns:w16sdtfl="http://schemas.microsoft.com/office/word/2024/wordml/sdtformatlock" xmlns:w16se="http://schemas.microsoft.com/office/word/2015/wordml/symex" xmlns:wpg="http://schemas.microsoft.com/office/word/2010/wordprocessingGroup" xmlns:wpi="http://schemas.microsoft.com/office/word/2010/wordprocessingInk" xmlns:wne="http://schemas.microsoft.com/office/word/2006/wordml" xmlns:wps="http://schemas.microsoft.com/office/word/2010/wordprocessingShape" mc:Ignorable="w14 w15 w16se w16cid w16 w16cex w16sdtdh w16sdtfl w16du wp14">
+  <w:comment w:id="344" w:author="ED" w:date="2026-05-22T23:15:00Z" w:initials="ED">
+    <w:p>
+      <w:pPr>
+        <w:pStyle w:val="CommentText"/>
+      </w:pPr>
+      <w:r>
+        <w:rPr>
+          <w:rStyle w:val="CommentReference"/>
+        </w:rPr>
+        <w:annotationRef/>
+      </w:r>
+      <w:r>
+        <w:rPr>
+          <w:rFonts w:ascii="Aptos" w:hAnsi="Aptos" w:eastAsia="Aptos" w:cs="Aptos"/>
+        </w:rPr>
+        <w:t>Comp: Set as sublist</w:t>
+      </w:r>
+    </w:p>
+  </w:comment>
+</w:comments>
+</file>
+
+<file path=word/commentsExtended.xml><?xml version="1.0" encoding="utf-8"?>
+<w15:commentsEx xmlns:wpc="http://schemas.microsoft.com/office/word/2010/wordprocessingCanvas" xmlns:cx="http://schemas.microsoft.com/office/drawing/2014/chartex" xmlns:cx1="http://schemas.microsoft.com/office/drawing/2015/9/8/chartex" xmlns:cx2="http://schemas.microsoft.com/office/drawing/2015/10/21/chartex" xmlns:cx3="http://schemas.microsoft.com/office/drawing/2016/5/9/chartex" xmlns:cx4="http://schemas.microsoft.com/office/drawing/2016/5/10/chartex" xmlns:cx5="http://schemas.microsoft.com/office/drawing/2016/5/11/chartex" xmlns:cx6="http://schemas.microsoft.com/office/drawing/2016/5/12/chartex" xmlns:cx7="http://schemas.microsoft.com/office/drawing/2016/5/13/chartex" xmlns:cx8="http://schemas.microsoft.com/office/drawing/2016/5/14/chartex" xmlns:mc="http://schemas.openxmlformats.org/markup-compatibility/2006" xmlns:aink="http://schemas.microsoft.com/office/drawing/2016/ink" xmlns:am3d="http://schemas.microsoft.com/office/drawing/2017/model3d" xmlns:o="urn:schemas-microsoft-com:office:office" xmlns:oel="http://schemas.microsoft.com/office/2019/extlst" xmlns:r="http://schemas.openxmlformats.org/officeDocument/2006/relationships" xmlns:m="http://schemas.openxmlformats.org/officeDocument/2006/math" xmlns:v="urn:schemas-microsoft-com:vml" xmlns:wp14="http://schemas.microsoft.com/office/word/2010/wordprocessingDrawing" xmlns:wp="http://schemas.openxmlformats.org/drawingml/2006/wordprocessingDrawing" xmlns:w10="urn:schemas-microsoft-com:office:word" xmlns:w="http://schemas.openxmlformats.org/wordprocessingml/2006/main" xmlns:w14="http://schemas.microsoft.com/office/word/2010/wordml" xmlns:w15="http://schemas.microsoft.com/office/word/2012/wordml" xmlns:w16cex="http://schemas.microsoft.com/office/word/2018/wordml/cex" xmlns:w16cid="http://schemas.microsoft.com/office/word/2016/wordml/cid" xmlns:w16="http://schemas.microsoft.com/office/word/2018/wordml" xmlns:w16du="http://schemas.microsoft.com/office/word/2023/wordml/word16du" xmlns:w16sdtdh="http://schemas.microsoft.com/office/word/2020/wordml/sdtdatahash" xmlns:w16sdtfl="http://schemas.microsoft.com/office/word/2024/wordml/sdtformatlock" xmlns:w16se="http://schemas.microsoft.com/office/word/2015/wordml/symex" xmlns:wpg="http://schemas.microsoft.com/office/word/2010/wordprocessingGroup" xmlns:wpi="http://schemas.microsoft.com/office/word/2010/wordprocessingInk" xmlns:wne="http://schemas.microsoft.com/office/word/2006/wordml" xmlns:wps="http://schemas.microsoft.com/office/word/2010/wordprocessingShape" mc:Ignorable="w14 w15 w16se w16cid w16 w16cex w16sdtdh w16sdtfl w16du wp14">
+  <w15:commentEx w15:paraId="79E9592C" w15:done="0"/>
+</w15:commentsEx>
+</file>
+
+<file path=word/commentsIds.xml><?xml version="1.0" encoding="utf-8"?>
+<w16cid:commentsIds xmlns:wpc="http://schemas.microsoft.com/office/word/2010/wordprocessingCanvas" xmlns:cx="http://schemas.microsoft.com/office/drawing/2014/chartex" xmlns:cx1="http://schemas.microsoft.com/office/drawing/2015/9/8/chartex" xmlns:cx2="http://schemas.microsoft.com/office/drawing/2015/10/21/chartex" xmlns:cx3="http://schemas.microsoft.com/office/drawing/2016/5/9/chartex" xmlns:cx4="http://schemas.microsoft.com/office/drawing/2016/5/10/chartex" xmlns:cx5="http://schemas.microsoft.com/office/drawing/2016/5/11/chartex" xmlns:cx6="http://schemas.microsoft.com/office/drawing/2016/5/12/chartex" xmlns:cx7="http://schemas.microsoft.com/office/drawing/2016/5/13/chartex" xmlns:cx8="http://schemas.microsoft.com/office/drawing/2016/5/14/chartex" xmlns:mc="http://schemas.openxmlformats.org/markup-compatibility/2006" xmlns:aink="http://schemas.microsoft.com/office/drawing/2016/ink" xmlns:am3d="http://schemas.microsoft.com/office/drawing/2017/model3d" xmlns:o="urn:schemas-microsoft-com:office:office" xmlns:oel="http://schemas.microsoft.com/office/2019/extlst" xmlns:r="http://schemas.openxmlformats.org/officeDocument/2006/relationships" xmlns:m="http://schemas.openxmlformats.org/officeDocument/2006/math" xmlns:v="urn:schemas-microsoft-com:vml" xmlns:wp14="http://schemas.microsoft.com/office/word/2010/wordprocessingDrawing" xmlns:wp="http://schemas.openxmlformats.org/drawingml/2006/wordprocessingDrawing" xmlns:w10="urn:schemas-microsoft-com:office:word" xmlns:w="http://schemas.openxmlformats.org/wordprocessingml/2006/main" xmlns:w14="http://schemas.microsoft.com/office/word/2010/wordml" xmlns:w15="http://schemas.microsoft.com/office/word/2012/wordml" xmlns:w16cex="http://schemas.microsoft.com/office/word/2018/wordml/cex" xmlns:w16cid="http://schemas.microsoft.com/office/word/2016/wordml/cid" xmlns:w16="http://schemas.microsoft.com/office/word/2018/wordml" xmlns:w16du="http://schemas.microsoft.com/office/word/2023/wordml/word16du" xmlns:w16sdtdh="http://schemas.microsoft.com/office/word/2020/wordml/sdtdatahash" xmlns:w16sdtfl="http://schemas.microsoft.com/office/word/2024/wordml/sdtformatlock" xmlns:w16se="http://schemas.microsoft.com/office/word/2015/wordml/symex" xmlns:wpg="http://schemas.microsoft.com/office/word/2010/wordprocessingGroup" xmlns:wpi="http://schemas.microsoft.com/office/word/2010/wordprocessingInk" xmlns:wne="http://schemas.microsoft.com/office/word/2006/wordml" xmlns:wps="http://schemas.microsoft.com/office/word/2010/wordprocessingShape" mc:Ignorable="w14 w15 w16se w16cid w16 w16cex w16sdtdh w16sdtfl w16du wp14">
+  <w16cid:commentId w16cid:paraId="79E9592C" w16cid:durableId="79E9592C"/>
+</w16cid:commentsIds>
+</file>
+
 <file path=word/endnotes.xml><?xml version="1.0" encoding="utf-8"?>
 <w:endnotes xmlns:wpc="http://schemas.microsoft.com/office/word/2010/wordprocessingCanvas" xmlns:cx="http://schemas.microsoft.com/office/drawing/2014/chartex" xmlns:cx1="http://schemas.microsoft.com/office/drawing/2015/9/8/chartex" xmlns:cx2="http://schemas.microsoft.com/office/drawing/2015/10/21/chartex" xmlns:cx3="http://schemas.microsoft.com/office/drawing/2016/5/9/chartex" xmlns:cx4="http://schemas.microsoft.com/office/drawing/2016/5/10/chartex" xmlns:cx5="http://schemas.microsoft.com/office/drawing/2016/5/11/chartex" xmlns:cx6="http://schemas.microsoft.com/office/drawing/2016/5/12/chartex" xmlns:cx7="http://schemas.microsoft.com/office/drawing/2016/5/13/chartex" xmlns:cx8="http://schemas.microsoft.com/office/drawing/2016/5/14/chartex" xmlns:mc="http://schemas.openxmlformats.org/markup-compatibility/2006" xmlns:aink="http://schemas.microsoft.com/office/drawing/2016/ink" xmlns:am3d="http://schemas.microsoft.com/office/drawing/2017/model3d" xmlns:o="urn:schemas-microsoft-com:office:office" xmlns:oel="http://schemas.microsoft.com/office/2019/extlst" xmlns:r="http://schemas.openxmlformats.org/officeDocument/2006/relationships" xmlns:m="http://schemas.openxmlformats.org/officeDocument/2006/math" xmlns:v="urn:schemas-microsoft-com:vml" xmlns:wp14="http://schemas.microsoft.com/office/word/2010/wordprocessingDrawing" xmlns:wp="http://schemas.openxmlformats.org/drawingml/2006/wordprocessingDrawing" xmlns:w10="urn:schemas-microsoft-com:office:word" xmlns:w="http://schemas.openxmlformats.org/wordprocessingml/2006/main" xmlns:w14="http://schemas.microsoft.com/office/word/2010/wordml" xmlns:w15="http://schemas.microsoft.com/office/word/2012/wordml" xmlns:w16cex="http://schemas.microsoft.com/office/word/2018/wordml/cex" xmlns:w16cid="http://schemas.microsoft.com/office/word/2016/wordml/cid" xmlns:w16="http://schemas.microsoft.com/office/word/2018/wordml" xmlns:w16du="http://schemas.microsoft.com/office/word/2023/wordml/word16du" xmlns:w16sdtdh="http://schemas.microsoft.com/office/word/2020/wordml/sdtdatahash" xmlns:w16sdtfl="http://schemas.microsoft.com/office/word/2024/wordml/sdtformatlock" xmlns:w16se="http://schemas.microsoft.com/office/word/2015/wordml/symex" xmlns:wpg="http://schemas.microsoft.com/office/word/2010/wordprocessingGroup" xmlns:wpi="http://schemas.microsoft.com/office/word/2010/wordprocessingInk" xmlns:wne="http://schemas.microsoft.com/office/word/2006/wordml" xmlns:wps="http://schemas.microsoft.com/office/word/2010/wordprocessingShape" mc:Ignorable="w14 w15 w16se w16cid w16 w16cex w16sdtdh w16sdtfl w16du wp14">
   <w:endnote w:type="separator" w:id="-1">
@@ -893,19 +939,22 @@
 </file>
 
 <file path=word/footer1.xml><?xml version="1.0" encoding="utf-8"?>
-<w:ftr xmlns:wpc="http://schemas.microsoft.com/office/word/2010/wordprocessingCanvas" xmlns:cx="http://schemas.microsoft.com/office/drawing/2014/chartex" xmlns:cx1="http://schemas.microsoft.com/office/drawing/2015/9/8/chartex" xmlns:cx2="http://schemas.microsoft.com/office/drawing/2015/10/21/chartex" xmlns:cx3="http://schemas.microsoft.com/office/drawing/2016/5/9/chartex" xmlns:cx4="http://schemas.microsoft.com/office/drawing/2016/5/10/chartex" xmlns:cx5="http://schemas.microsoft.com/office/drawing/2016/5/11/chartex" xmlns:cx6="http://schemas.microsoft.com/office/drawing/2016/5/12/chartex" xmlns:cx7="http://schemas.microsoft.com/office/drawing/2016/5/13/chartex" xmlns:cx8="http://schemas.microsoft.com/office/drawing/2016/5/14/chartex" xmlns:mc="http://schemas.openxmlformats.org/markup-compatibility/2006" xmlns:aink="http://schemas.microsoft.com/office/drawing/2016/ink" xmlns:am3d="http://schemas.microsoft.com/office/drawing/2017/model3d" xmlns:o="urn:schemas-microsoft-com:office:office" xmlns:oel="http://schemas.microsoft.com/office/2019/extlst" xmlns:r="http://schemas.openxmlformats.org/officeDocument/2006/relationships" xmlns:m="http://schemas.openxmlformats.org/officeDocument/2006/math" xmlns:v="urn:schemas-microsoft-com:vml" xmlns:wp14="http://schemas.microsoft.com/office/word/2010/wordprocessingDrawing" xmlns:wp="http://schemas.openxmlformats.org/drawingml/2006/wordprocessingDrawing" xmlns:w10="urn:schemas-microsoft-com:office:word" xmlns:w="http://schemas.openxmlformats.org/wordprocessingml/2006/main" xmlns:w14="http://schemas.microsoft.com/office/word/2010/wordml" xmlns:w15="http://schemas.microsoft.com/office/word/2012/wordml" xmlns:w16cex="http://schemas.microsoft.com/office/word/2018/wordml/cex" xmlns:w16cid="http://schemas.microsoft.com/office/word/2016/wordml/cid" xmlns:w16="http://schemas.microsoft.com/office/word/2018/wordml" xmlns:w16du="http://schemas.microsoft.com/office/word/2023/wordml/word16du" xmlns:w16sdtdh="http://schemas.microsoft.com/office/word/2020/wordml/sdtdatahash" xmlns:w16sdtfl="http://schemas.microsoft.com/office/word/2024/wordml/sdtformatlock" xmlns:w16se="http://schemas.microsoft.com/office/word/2015/wordml/symex" xmlns:wpg="http://schemas.microsoft.com/office/word/2010/wordprocessingGroup" xmlns:wpi="http://schemas.microsoft.com/office/word/2010/wordprocessingInk" xmlns:wne="http://schemas.microsoft.com/office/word/2006/wordml" xmlns:wps="http://schemas.microsoft.com/office/word/2010/wordprocessingShape" mc:Ignorable="w14 w15 w16se w16cid w16 w16cex w16sdtdh w16sdtfl w16du wp14">
+<w:ftr xmlns:m="http://schemas.openxmlformats.org/officeDocument/2006/math" xmlns:mc="http://schemas.openxmlformats.org/markup-compatibility/2006" xmlns:mo="http://schemas.microsoft.com/office/mac/office/2008/main" xmlns:mv="urn:schemas-microsoft-com:mac:vml" xmlns:o="urn:schemas-microsoft-com:office:office" xmlns:r="http://schemas.openxmlformats.org/officeDocument/2006/relationships" xmlns:v="urn:schemas-microsoft-com:vml" xmlns:w10="urn:schemas-microsoft-com:office:word" xmlns:w14="http://schemas.microsoft.com/office/word/2010/wordml" xmlns:w="http://schemas.openxmlformats.org/wordprocessingml/2006/main" xmlns:wne="http://schemas.microsoft.com/office/word/2006/wordml" xmlns:wp14="http://schemas.microsoft.com/office/word/2010/wordprocessingDrawing" xmlns:wp="http://schemas.openxmlformats.org/drawingml/2006/wordprocessingDrawing" xmlns:wpc="http://schemas.microsoft.com/office/word/2010/wordprocessingCanvas" xmlns:wpg="http://schemas.microsoft.com/office/word/2010/wordprocessingGroup" xmlns:wpi="http://schemas.microsoft.com/office/word/2010/wordprocessingInk" xmlns:wps="http://schemas.microsoft.com/office/word/2010/wordprocessingShape" mc:Ignorable="w14 wp14">
   <w:p>
     <w:pPr>
-      <w:spacing w:after="0" w:line="240" w:lineRule="auto"/>
+      <w:spacing w:line="240" w:lineRule="auto" w:before="0" w:after="0"/>
+      <w:jc w:val="left"/>
     </w:pPr>
     <w:r>
       <w:rPr>
+        <w:rFonts w:ascii="Aptos" w:hAnsi="Aptos" w:eastAsia="Aptos" w:cs="Aptos"/>
         <w:sz w:val="18"/>
       </w:rPr>
       <w:t xml:space="preserve">From J.M. Larson and H.L. Stedge, </w:t>
     </w:r>
     <w:r>
       <w:rPr>
+        <w:rFonts w:ascii="Aptos" w:hAnsi="Aptos" w:eastAsia="Aptos" w:cs="Aptos"/>
         <w:i/>
         <w:sz w:val="18"/>
       </w:rPr>
@@ -913,6 +962,7 @@
     </w:r>
     <w:r>
       <w:rPr>
+        <w:rFonts w:ascii="Aptos" w:hAnsi="Aptos" w:eastAsia="Aptos" w:cs="Aptos"/>
         <w:sz w:val="18"/>
       </w:rPr>
       <w:t xml:space="preserve"> (Human Kinetics, 2027).</w:t>
@@ -4018,6 +4068,17 @@
     <w:abstractNumId w:val="15"/>
   </w:num>
 </w:numbering>
+</file>
+
+<file path=word/people.xml><?xml version="1.0" encoding="utf-8"?>
+<w15:people xmlns:wpc="http://schemas.microsoft.com/office/word/2010/wordprocessingCanvas" xmlns:cx="http://schemas.microsoft.com/office/drawing/2014/chartex" xmlns:cx1="http://schemas.microsoft.com/office/drawing/2015/9/8/chartex" xmlns:cx2="http://schemas.microsoft.com/office/drawing/2015/10/21/chartex" xmlns:cx3="http://schemas.microsoft.com/office/drawing/2016/5/9/chartex" xmlns:cx4="http://schemas.microsoft.com/office/drawing/2016/5/10/chartex" xmlns:cx5="http://schemas.microsoft.com/office/drawing/2016/5/11/chartex" xmlns:cx6="http://schemas.microsoft.com/office/drawing/2016/5/12/chartex" xmlns:cx7="http://schemas.microsoft.com/office/drawing/2016/5/13/chartex" xmlns:cx8="http://schemas.microsoft.com/office/drawing/2016/5/14/chartex" xmlns:mc="http://schemas.openxmlformats.org/markup-compatibility/2006" xmlns:aink="http://schemas.microsoft.com/office/drawing/2016/ink" xmlns:am3d="http://schemas.microsoft.com/office/drawing/2017/model3d" xmlns:o="urn:schemas-microsoft-com:office:office" xmlns:oel="http://schemas.microsoft.com/office/2019/extlst" xmlns:r="http://schemas.openxmlformats.org/officeDocument/2006/relationships" xmlns:m="http://schemas.openxmlformats.org/officeDocument/2006/math" xmlns:v="urn:schemas-microsoft-com:vml" xmlns:wp14="http://schemas.microsoft.com/office/word/2010/wordprocessingDrawing" xmlns:wp="http://schemas.openxmlformats.org/drawingml/2006/wordprocessingDrawing" xmlns:w10="urn:schemas-microsoft-com:office:word" xmlns:w="http://schemas.openxmlformats.org/wordprocessingml/2006/main" xmlns:w14="http://schemas.microsoft.com/office/word/2010/wordml" xmlns:w15="http://schemas.microsoft.com/office/word/2012/wordml" xmlns:w16cex="http://schemas.microsoft.com/office/word/2018/wordml/cex" xmlns:w16cid="http://schemas.microsoft.com/office/word/2016/wordml/cid" xmlns:w16="http://schemas.microsoft.com/office/word/2018/wordml" xmlns:w16du="http://schemas.microsoft.com/office/word/2023/wordml/word16du" xmlns:w16sdtdh="http://schemas.microsoft.com/office/word/2020/wordml/sdtdatahash" xmlns:w16sdtfl="http://schemas.microsoft.com/office/word/2024/wordml/sdtformatlock" xmlns:w16se="http://schemas.microsoft.com/office/word/2015/wordml/symex" xmlns:wpg="http://schemas.microsoft.com/office/word/2010/wordprocessingGroup" xmlns:wpi="http://schemas.microsoft.com/office/word/2010/wordprocessingInk" xmlns:wne="http://schemas.microsoft.com/office/word/2006/wordml" xmlns:wps="http://schemas.microsoft.com/office/word/2010/wordprocessingShape" mc:Ignorable="w14 w15 w16se w16cid w16 w16cex w16sdtdh w16sdtfl w16du wp14">
+  <w15:person w15:author="Anna Seaman">
+    <w15:presenceInfo w15:providerId="AD" w15:userId="S::AnnaS@hkusa.com::713ab380-bdda-4997-81d0-fa539102c996"/>
+  </w15:person>
+  <w15:person w15:author="ED">
+    <w15:presenceInfo w15:providerId="None" w15:userId="ED"/>
+  </w15:person>
+</w15:people>
 </file>
 
 <file path=word/styles.xml><?xml version="1.0" encoding="utf-8"?>
@@ -4421,7 +4482,7 @@
     <w:name w:val="Normal"/>
     <w:qFormat/>
     <w:rPr>
-      <w:rFonts w:ascii="Aptos" w:eastAsia="Aptos" w:hAnsi="Aptos" w:cs="Aptos"/>
+      <w:rFonts w:ascii="Aptos" w:hAnsi="Aptos" w:eastAsia="Aptos" w:cs="Aptos"/>
     </w:rPr>
   </w:style>
   <w:style w:type="paragraph" w:styleId="Heading1">
@@ -4632,7 +4693,6 @@
   <w:style w:type="character" w:default="1" w:styleId="DefaultParagraphFont">
     <w:name w:val="Default Paragraph Font"/>
     <w:uiPriority w:val="1"/>
-    <w:semiHidden/>
     <w:unhideWhenUsed/>
   </w:style>
   <w:style w:type="table" w:default="1" w:styleId="TableNormal">
